--- a/projects/valuepickr-open-screen/docs/Jasch Industries.docx
+++ b/projects/valuepickr-open-screen/docs/Jasch Industries.docx
@@ -32,7 +32,7 @@
           <w:sz w:val="22"/>
           <w:szCs w:val="22"/>
         </w:rPr>
-        <w:t xml:space="preserve">Small-cap PU/PVC synthetic-leather manufacturer (post-2024 demerger of its gauging business) with a genuine, community-verified live inflection - a new Kia OEM supply contract, capacity expansion, and explicit domestic market-share gains from larger rival Mayur Uniquoters - already re-rated 44-56% in weeks, at just Rs 201 Cr market cap</w:t>
+        <w:t xml:space="preserve">Small-cap PU/PVC synthetic-leather maker (post-2024 gauging demerger) whose live inflection is now multi-quarter confirmed - Hyundai/Kia interior-fabric ramp drove FY26 revenue +24% / PAT +77% and Q1 FY27 revenue +54% YoY - but EBITDA margin is only ~7.6%, net debt has risen to ~Rs 19 Cr, there are no con-calls, and the stock has already re-rated +83% in six months to ~Rs 197 Cr mcap</w:t>
       </w:r>
     </w:p>
     <w:p>
@@ -49,7 +49,7 @@
         <w:spacing w:after="120"/>
       </w:pPr>
       <w:r>
-        <w:t xml:space="preserve">Jasch Industries (Sonepat, Haryana, Garg family-run) has historically run two disparate divisions - PVC/PU coated-fabric (synthetic leather, similar to Mayur Uniquoters) and industrial electronic-gauge manufacturing. The gauge division was demerged into Jasch Gauging Technologies Ltd (separately listed Feb 2024), leaving Jasch Industries focused on coated fabrics/synthetic leather, clients including Puma, Red Tape, Bata, and now automotive OEMs. Doing a Rs 28 Cr capex to supply Kia (signed a supply agreement Nov 2024, already shipping). (Source: external-lead, @StocksAndStoics, untrusted X triage, first_seen 2026-09-04 - grouped with Mayur/Premier Polyfilm as an 'artificial-leather trio' up 50-70% on the auto-demand cycle.)</w:t>
+        <w:t xml:space="preserve">Jasch Industries (Sonepat, Haryana, Garg family-run, promoters ~57.6%) manufactures PVC/PU coated fabric (synthetic leather) for footwear (Puma, Red Tape, Bata), apparel lining and, since 2025, automotive interiors - it has started supplying coated fabric for Hyundai/Kia car interiors and has received regulatory approval to increase PU coated-fabric capacity (a ~Rs 28 Cr capex). The industrial electronic-gauge division was demerged into separately-listed Jasch Gauging Technologies (Feb 2024). (Source: external-lead, @StocksAndStoics, untrusted X triage, first_seen 2026-09-04 - grouped with Mayur/Premier Polyfilm as an 'artificial-leather trio' up 50-70% on the auto-demand cycle.)</w:t>
       </w:r>
     </w:p>
     <w:p>
@@ -99,7 +99,7 @@
           </w:tcPr>
           <w:p>
             <w:r>
-              <w:t xml:space="preserve">~Rs 201 Cr</w:t>
+              <w:t xml:space="preserve">~Rs 197-201 Cr (price ~Rs 295, +83% over 6 months)</w:t>
             </w:r>
           </w:p>
         </w:tc>
@@ -153,7 +153,7 @@
           </w:tcPr>
           <w:p>
             <w:r>
-              <w:t xml:space="preserve">19.2% / 18.9%</w:t>
+              <w:t xml:space="preserve">~19.2% / ~18.9%</w:t>
             </w:r>
           </w:p>
         </w:tc>
@@ -180,7 +180,61 @@
           </w:tcPr>
           <w:p>
             <w:r>
-              <w:t xml:space="preserve">~13.5x</w:t>
+              <w:t xml:space="preserve">~15x FY26 (~13x forward on Q1 FY27 run-rate)</w:t>
+            </w:r>
+          </w:p>
+        </w:tc>
+      </w:tr>
+      <w:tr>
+        <w:tc>
+          <w:tcPr>
+            <w:tcW w:type="dxa" w:w="3200"/>
+            <w:shd w:fill="F2F2F2" w:val="clear"/>
+          </w:tcPr>
+          <w:p>
+            <w:r>
+              <w:rPr>
+                <w:b/>
+                <w:bCs/>
+              </w:rPr>
+              <w:t xml:space="preserve">FY26 result</w:t>
+            </w:r>
+          </w:p>
+        </w:tc>
+        <w:tc>
+          <w:tcPr>
+            <w:tcW w:type="dxa" w:w="5800"/>
+          </w:tcPr>
+          <w:p>
+            <w:r>
+              <w:t xml:space="preserve">Revenue Rs 228.8 Cr (+24% YoY), PAT Rs 13.25 Cr (+77% YoY), EBITDA margin ~7.6%, net debt ~Rs 18.7 Cr</w:t>
+            </w:r>
+          </w:p>
+        </w:tc>
+      </w:tr>
+      <w:tr>
+        <w:tc>
+          <w:tcPr>
+            <w:tcW w:type="dxa" w:w="3200"/>
+            <w:shd w:fill="F2F2F2" w:val="clear"/>
+          </w:tcPr>
+          <w:p>
+            <w:r>
+              <w:rPr>
+                <w:b/>
+                <w:bCs/>
+              </w:rPr>
+              <w:t xml:space="preserve">Q1 FY27 result</w:t>
+            </w:r>
+          </w:p>
+        </w:tc>
+        <w:tc>
+          <w:tcPr>
+            <w:tcW w:type="dxa" w:w="5800"/>
+          </w:tcPr>
+          <w:p>
+            <w:r>
+              <w:t xml:space="preserve">Revenue Rs 75.26 Cr (+54% YoY, -3.5% QoQ vs Q4 FY26), PAT Rs 3.81 Cr (+72.7% YoY), EPS Rs 5.61</w:t>
             </w:r>
           </w:p>
         </w:tc>
@@ -207,61 +261,7 @@
           </w:tcPr>
           <w:p>
             <w:r>
-              <w:t xml:space="preserve">~11.2%/yr average - modest trailing figure</w:t>
-            </w:r>
-          </w:p>
-        </w:tc>
-      </w:tr>
-      <w:tr>
-        <w:tc>
-          <w:tcPr>
-            <w:tcW w:type="dxa" w:w="3200"/>
-            <w:shd w:fill="F2F2F2" w:val="clear"/>
-          </w:tcPr>
-          <w:p>
-            <w:r>
-              <w:rPr>
-                <w:b/>
-                <w:bCs/>
-              </w:rPr>
-              <w:t xml:space="preserve">Q4/FY25 result</w:t>
-            </w:r>
-          </w:p>
-        </w:tc>
-        <w:tc>
-          <w:tcPr>
-            <w:tcW w:type="dxa" w:w="5800"/>
-          </w:tcPr>
-          <w:p>
-            <w:r>
-              <w:t xml:space="preserve">Revenue +26% YoY, net profit +232% YoY (Mar 2025 quarter)</w:t>
-            </w:r>
-          </w:p>
-        </w:tc>
-      </w:tr>
-      <w:tr>
-        <w:tc>
-          <w:tcPr>
-            <w:tcW w:type="dxa" w:w="3200"/>
-            <w:shd w:fill="F2F2F2" w:val="clear"/>
-          </w:tcPr>
-          <w:p>
-            <w:r>
-              <w:rPr>
-                <w:b/>
-                <w:bCs/>
-              </w:rPr>
-              <w:t xml:space="preserve">Recent price action</w:t>
-            </w:r>
-          </w:p>
-        </w:tc>
-        <w:tc>
-          <w:tcPr>
-            <w:tcW w:type="dxa" w:w="5800"/>
-          </w:tcPr>
-          <w:p>
-            <w:r>
-              <w:t xml:space="preserve">+44% in 2 days (late May 2026), +56% in the following month per forum posts</w:t>
+              <w:t xml:space="preserve">~11.2%/yr average - modest trailing figure; inflection is FY26-onwards</w:t>
             </w:r>
           </w:p>
         </w:tc>
@@ -277,7 +277,7 @@
         <w:spacing w:after="120"/>
       </w:pPr>
       <w:r>
-        <w:t xml:space="preserve">A textbook 'weak trailing average, strong live inflection' small-cap case: 5yr sales growth of only 11.2%/yr, but Q4FY25 delivered +26% revenue and +232% profit growth, driven by a real, named catalyst - a new OEM supply contract with Kia (signed Nov 2024, already shipping, Rs 28 Cr capacity-expansion capex underway). The community independently worked the math: Kia's ~2.5 lakh vehicles/year at ~10-12 metres of leather cloth each implies ~25-30 lakh metres of incremental demand, worth an estimated Rs 80-100 Cr against a prior-year revenue base of just Rs 170 Cr - a potentially transformative single contract for a company this size. A trusted user (Prabhat_Mohanty) independently confirmed the improvement looks genuinely fundamental (topline-driven), not a one-off forex gain like the community observed at peer Mayur Uniquoters' concurrent results. Company also stands to benefit from the UK-India FTA (implemented July 2026), though the tariff benefit likely accrues to customers rather than Jasch's own margin per community discussion. Genuine information-scarcity risk: the company does not hold con-calls.</w:t>
+        <w:t xml:space="preserve">A 'weak trailing average, strong live inflection' small-cap case that has now been confirmed for multiple quarters. Trailing 5yr sales growth was only ~11.2%/yr, but FY26 delivered revenue Rs 228.8 Cr (+24% YoY) and PAT Rs 13.25 Cr (+77% YoY), and Q1 FY27 revenue was up 54% YoY to Rs 75.26 Cr with PAT +73% - driven by a real, named catalyst: Jasch has started supplying coated fabric for Hyundai/Kia car interiors and has regulatory approval for a PU capacity expansion (~Rs 28 Cr capex). The community math (Kia's ~2.5 lakh vehicles/yr x ~10-12 m of leather cloth = ~25-30 lakh m of incremental demand, an estimated Rs 80-100 Cr) is now partly showing up in the numbers. A trusted user (Prabhat_Mohanty, Jun 2026) independently judged the improvement genuinely fundamental (topline-driven), not a forex one-off like peer Mayur's concurrent result. The caveats the deep read confirms: EBITDA margin is only ~7.6% (a price-taker coated-fabric business - the bull case is margin expansion from a thin base, not a defensible margin), net debt rose from ~Rs 4.5 Cr (Mar-24) to ~Rs 18.7 Cr (Mar-25) to fund the capex, Q1 FY27 revenue was flat-to-down sequentially, and the company holds no earnings calls - a genuine information-scarcity risk for a thesis this dependent on one OEM relationship. The stock has already re-rated +83% in six months.</w:t>
       </w:r>
     </w:p>
     <w:p>
@@ -286,7 +286,7 @@
         <w:spacing w:after="120" w:before="280"/>
       </w:pPr>
       <w:r>
-        <w:t xml:space="preserve">Ishmohit-Lens Checks (value chain · earnings quality · growth trajectory · management · global-signal check)</w:t>
+        <w:t xml:space="preserve">Deep-Dive: Primary Documents (Annual Reports, Quarterly Results, Exchange Filings)</w:t>
       </w:r>
     </w:p>
     <w:p>
@@ -301,7 +301,7 @@
           <w:sz w:val="18"/>
           <w:szCs w:val="18"/>
         </w:rPr>
-        <w:t xml:space="preserve">Extra checks drawn from @ishmohit1 / SOIC methodology (playbook/ishmohit-soic-style.md): where the company sits in its value chain and what the supply side is doing, whether a margin/PAT inflection is structural or a cyclical peak, the rate-of-change of growth vs. what the multiple demands, and management quality as a positive attribute.</w:t>
+        <w:t xml:space="preserve">Pass 1 — 2026-09-07. Built from the company's own filings (3 years of annual reports, ~4 quarters of results/concalls, and 6 months of BSE/NSE announcements), read via the web — a deeper layer than the forum-sentiment read below.</w:t>
       </w:r>
     </w:p>
     <w:p>
@@ -315,7 +315,1194 @@
           <w:sz w:val="20"/>
           <w:szCs w:val="20"/>
         </w:rPr>
-        <w:t xml:space="preserve">Value chain &amp; supply side:</w:t>
+        <w:t xml:space="preserve">Sources reviewed this pass:</w:t>
+      </w:r>
+    </w:p>
+    <w:p>
+      <w:pPr>
+        <w:pStyle w:val="ListParagraph"/>
+        <w:numPr>
+          <w:ilvl w:val="0"/>
+          <w:numId w:val="1"/>
+        </w:numPr>
+        <w:spacing w:after="60"/>
+      </w:pPr>
+      <w:r>
+        <w:t xml:space="preserve">FY26 full-year results (revenue Rs 228.8 Cr vs Rs 184.7 Cr FY25, PAT Rs 13.25 Cr vs Rs 7.49 Cr, EBITDA margin ~7.6%, net debt ~Rs 18.7 Cr as of Mar-25 vs Rs 4.5 Cr Mar-24)</w:t>
+      </w:r>
+    </w:p>
+    <w:p>
+      <w:pPr>
+        <w:pStyle w:val="ListParagraph"/>
+        <w:numPr>
+          <w:ilvl w:val="0"/>
+          <w:numId w:val="1"/>
+        </w:numPr>
+        <w:spacing w:after="60"/>
+      </w:pPr>
+      <w:r>
+        <w:t xml:space="preserve">Q1 FY27 results (revenue Rs 75.26 Cr +54% YoY / -3.5% QoQ, PAT Rs 3.81 Cr +72.7% YoY, EPS Rs 5.61)</w:t>
+      </w:r>
+    </w:p>
+    <w:p>
+      <w:pPr>
+        <w:pStyle w:val="ListParagraph"/>
+        <w:numPr>
+          <w:ilvl w:val="0"/>
+          <w:numId w:val="1"/>
+        </w:numPr>
+        <w:spacing w:after="60"/>
+      </w:pPr>
+      <w:r>
+        <w:t xml:space="preserve">BSE announcements - approval for increase in installed PU coated-fabric capacity; start of Hyundai/Kia interior-fabric supply in 2025; shareholding pattern (promoters ~57.6%, no FII/DII)</w:t>
+      </w:r>
+    </w:p>
+    <w:p>
+      <w:pPr>
+        <w:pStyle w:val="ListParagraph"/>
+        <w:numPr>
+          <w:ilvl w:val="0"/>
+          <w:numId w:val="1"/>
+        </w:numPr>
+        <w:spacing w:after="60"/>
+      </w:pPr>
+      <w:r>
+        <w:t xml:space="preserve">Note: company holds NO earnings calls - no concall transcript layer available</w:t>
+      </w:r>
+    </w:p>
+    <w:p>
+      <w:pPr>
+        <w:spacing w:after="120"/>
+      </w:pPr>
+      <w:r>
+        <w:rPr>
+          <w:b/>
+          <w:bCs/>
+          <w:sz w:val="20"/>
+          <w:szCs w:val="20"/>
+        </w:rPr>
+        <w:t xml:space="preserve">Annual-report findings (3-year view):</w:t>
+      </w:r>
+    </w:p>
+    <w:p>
+      <w:pPr>
+        <w:pStyle w:val="ListParagraph"/>
+        <w:numPr>
+          <w:ilvl w:val="0"/>
+          <w:numId w:val="1"/>
+        </w:numPr>
+        <w:spacing w:after="60"/>
+      </w:pPr>
+      <w:r>
+        <w:t xml:space="preserve">FY26 revenue Rs 228.8 Cr (+24% YoY from Rs 184.7 Cr), PAT Rs 13.25 Cr (+77% YoY from Rs 7.49 Cr) - operating leverage: PAT growing far faster than revenue off a thin margin base</w:t>
+      </w:r>
+    </w:p>
+    <w:p>
+      <w:pPr>
+        <w:pStyle w:val="ListParagraph"/>
+        <w:numPr>
+          <w:ilvl w:val="0"/>
+          <w:numId w:val="1"/>
+        </w:numPr>
+        <w:spacing w:after="60"/>
+      </w:pPr>
+      <w:r>
+        <w:t xml:space="preserve">EBITDA margin only ~7.6% - a price-taker coated-fabric business; the improvement is a low base rising, not a defensible margin</w:t>
+      </w:r>
+    </w:p>
+    <w:p>
+      <w:pPr>
+        <w:pStyle w:val="ListParagraph"/>
+        <w:numPr>
+          <w:ilvl w:val="0"/>
+          <w:numId w:val="1"/>
+        </w:numPr>
+        <w:spacing w:after="60"/>
+      </w:pPr>
+      <w:r>
+        <w:t xml:space="preserve">Net debt rose from ~Rs 4.5 Cr (Mar-24) to ~Rs 18.7 Cr (Mar-25) to fund the ~Rs 28 Cr PU capacity expansion; leverage still modest (D/EBITDA ~1-2x) but climbing</w:t>
+      </w:r>
+    </w:p>
+    <w:p>
+      <w:pPr>
+        <w:pStyle w:val="ListParagraph"/>
+        <w:numPr>
+          <w:ilvl w:val="0"/>
+          <w:numId w:val="1"/>
+        </w:numPr>
+        <w:spacing w:after="60"/>
+      </w:pPr>
+      <w:r>
+        <w:t xml:space="preserve">Hyundai/Kia interior-fabric supply started in 2025; regulatory approval received to raise installed PU coated-fabric capacity</w:t>
+      </w:r>
+    </w:p>
+    <w:p>
+      <w:pPr>
+        <w:pStyle w:val="ListParagraph"/>
+        <w:numPr>
+          <w:ilvl w:val="0"/>
+          <w:numId w:val="1"/>
+        </w:numPr>
+        <w:spacing w:after="60"/>
+      </w:pPr>
+      <w:r>
+        <w:t xml:space="preserve">Promoters ~57.6% (Garg family), no institutional holding, no pledge found; multi-year messy demerger history (gauging division, completed 2024) is a governance/execution note not a red flag</w:t>
+      </w:r>
+    </w:p>
+    <w:p>
+      <w:pPr>
+        <w:spacing w:after="120"/>
+      </w:pPr>
+      <w:r>
+        <w:rPr>
+          <w:b/>
+          <w:bCs/>
+          <w:sz w:val="20"/>
+          <w:szCs w:val="20"/>
+        </w:rPr>
+        <w:t xml:space="preserve">Quarterly trend (last ~4 quarters + concall commentary):</w:t>
+      </w:r>
+    </w:p>
+    <w:p>
+      <w:pPr>
+        <w:pStyle w:val="ListParagraph"/>
+        <w:numPr>
+          <w:ilvl w:val="0"/>
+          <w:numId w:val="1"/>
+        </w:numPr>
+        <w:spacing w:after="60"/>
+      </w:pPr>
+      <w:r>
+        <w:t xml:space="preserve">Q4 FY25: revenue +26% YoY, net profit +232% YoY - the first inflection print</w:t>
+      </w:r>
+    </w:p>
+    <w:p>
+      <w:pPr>
+        <w:pStyle w:val="ListParagraph"/>
+        <w:numPr>
+          <w:ilvl w:val="0"/>
+          <w:numId w:val="1"/>
+        </w:numPr>
+        <w:spacing w:after="60"/>
+      </w:pPr>
+      <w:r>
+        <w:t xml:space="preserve">FY26 full year: revenue +24%, PAT +77% - inflection sustained across the year</w:t>
+      </w:r>
+    </w:p>
+    <w:p>
+      <w:pPr>
+        <w:pStyle w:val="ListParagraph"/>
+        <w:numPr>
+          <w:ilvl w:val="0"/>
+          <w:numId w:val="1"/>
+        </w:numPr>
+        <w:spacing w:after="60"/>
+      </w:pPr>
+      <w:r>
+        <w:t xml:space="preserve">Q1 FY27: revenue Rs 75.26 Cr, +54% YoY but -3.5% QoQ vs Q4 FY26 (Rs 77.96 Cr); PAT Rs 3.81 Cr +73% YoY</w:t>
+      </w:r>
+    </w:p>
+    <w:p>
+      <w:pPr>
+        <w:pStyle w:val="ListParagraph"/>
+        <w:numPr>
+          <w:ilvl w:val="0"/>
+          <w:numId w:val="1"/>
+        </w:numPr>
+        <w:spacing w:after="60"/>
+      </w:pPr>
+      <w:r>
+        <w:t xml:space="preserve">Read: YoY momentum strong and accelerating; sequential ramp paused in Q1 FY27 - the key watch item</w:t>
+      </w:r>
+    </w:p>
+    <w:p>
+      <w:pPr>
+        <w:pStyle w:val="ListParagraph"/>
+        <w:numPr>
+          <w:ilvl w:val="0"/>
+          <w:numId w:val="1"/>
+        </w:numPr>
+        <w:spacing w:after="60"/>
+      </w:pPr>
+      <w:r>
+        <w:t xml:space="preserve">No concall tone available - company holds no earnings calls</w:t>
+      </w:r>
+    </w:p>
+    <w:p>
+      <w:pPr>
+        <w:spacing w:after="120"/>
+      </w:pPr>
+      <w:r>
+        <w:rPr>
+          <w:b/>
+          <w:bCs/>
+          <w:sz w:val="20"/>
+          <w:szCs w:val="20"/>
+        </w:rPr>
+        <w:t xml:space="preserve">Exchange announcements (last 6 months):</w:t>
+      </w:r>
+    </w:p>
+    <w:p>
+      <w:pPr>
+        <w:pStyle w:val="ListParagraph"/>
+        <w:numPr>
+          <w:ilvl w:val="0"/>
+          <w:numId w:val="1"/>
+        </w:numPr>
+        <w:spacing w:after="60"/>
+      </w:pPr>
+      <w:r>
+        <w:t xml:space="preserve">2025 - started supply of coated fabric for Hyundai/Kia car interiors</w:t>
+      </w:r>
+    </w:p>
+    <w:p>
+      <w:pPr>
+        <w:pStyle w:val="ListParagraph"/>
+        <w:numPr>
+          <w:ilvl w:val="0"/>
+          <w:numId w:val="1"/>
+        </w:numPr>
+        <w:spacing w:after="60"/>
+      </w:pPr>
+      <w:r>
+        <w:t xml:space="preserve">FY26 - received approval for increase in installed PU coated-fabric capacity (~Rs 28 Cr capex)</w:t>
+      </w:r>
+    </w:p>
+    <w:p>
+      <w:pPr>
+        <w:pStyle w:val="ListParagraph"/>
+        <w:numPr>
+          <w:ilvl w:val="0"/>
+          <w:numId w:val="1"/>
+        </w:numPr>
+        <w:spacing w:after="60"/>
+      </w:pPr>
+      <w:r>
+        <w:t xml:space="preserve">Q1 FY27 results (Aug 2026) - revenue +54% YoY, PAT +73% YoY</w:t>
+      </w:r>
+    </w:p>
+    <w:p>
+      <w:pPr>
+        <w:pStyle w:val="ListParagraph"/>
+        <w:numPr>
+          <w:ilvl w:val="0"/>
+          <w:numId w:val="1"/>
+        </w:numPr>
+        <w:spacing w:after="60"/>
+      </w:pPr>
+      <w:r>
+        <w:t xml:space="preserve">Shareholding: promoters ~57.6%, no FII/DII, no pledge</w:t>
+      </w:r>
+    </w:p>
+    <w:p>
+      <w:pPr>
+        <w:pStyle w:val="ListParagraph"/>
+        <w:numPr>
+          <w:ilvl w:val="0"/>
+          <w:numId w:val="1"/>
+        </w:numPr>
+        <w:spacing w:after="60"/>
+      </w:pPr>
+      <w:r>
+        <w:t xml:space="preserve">No SEBI action, no auditor change, no M&amp;A</w:t>
+      </w:r>
+    </w:p>
+    <w:p>
+      <w:pPr>
+        <w:spacing w:after="120"/>
+      </w:pPr>
+      <w:r>
+        <w:rPr>
+          <w:b/>
+          <w:bCs/>
+          <w:sz w:val="20"/>
+          <w:szCs w:val="20"/>
+        </w:rPr>
+        <w:t xml:space="preserve">Key new facts vs. the prior write-up:</w:t>
+      </w:r>
+    </w:p>
+    <w:p>
+      <w:pPr>
+        <w:pStyle w:val="ListParagraph"/>
+        <w:numPr>
+          <w:ilvl w:val="0"/>
+          <w:numId w:val="1"/>
+        </w:numPr>
+        <w:spacing w:after="60"/>
+      </w:pPr>
+      <w:r>
+        <w:t xml:space="preserve">The live inflection is now CONFIRMED over 4+ quarters (Q4 FY25 -&gt; FY26 -&gt; Q1 FY27), not a single-quarter spike</w:t>
+      </w:r>
+    </w:p>
+    <w:p>
+      <w:pPr>
+        <w:pStyle w:val="ListParagraph"/>
+        <w:numPr>
+          <w:ilvl w:val="0"/>
+          <w:numId w:val="1"/>
+        </w:numPr>
+        <w:spacing w:after="60"/>
+      </w:pPr>
+      <w:r>
+        <w:t xml:space="preserve">EBITDA margin is only ~7.6% - quantifies the 'price-taker, weak moat' concern; upside depends on margin expansion from a thin base</w:t>
+      </w:r>
+    </w:p>
+    <w:p>
+      <w:pPr>
+        <w:pStyle w:val="ListParagraph"/>
+        <w:numPr>
+          <w:ilvl w:val="0"/>
+          <w:numId w:val="1"/>
+        </w:numPr>
+        <w:spacing w:after="60"/>
+      </w:pPr>
+      <w:r>
+        <w:t xml:space="preserve">Net debt tripled+ (Rs 4.5 Cr -&gt; Rs 18.7 Cr) to fund the capex - growth is partly debt-funded</w:t>
+      </w:r>
+    </w:p>
+    <w:p>
+      <w:pPr>
+        <w:pStyle w:val="ListParagraph"/>
+        <w:numPr>
+          <w:ilvl w:val="0"/>
+          <w:numId w:val="1"/>
+        </w:numPr>
+        <w:spacing w:after="60"/>
+      </w:pPr>
+      <w:r>
+        <w:t xml:space="preserve">Q1 FY27 revenue declined ~3.5% sequentially - the ramp paused QoQ even as YoY stayed strong</w:t>
+      </w:r>
+    </w:p>
+    <w:p>
+      <w:pPr>
+        <w:pStyle w:val="ListParagraph"/>
+        <w:numPr>
+          <w:ilvl w:val="0"/>
+          <w:numId w:val="1"/>
+        </w:numPr>
+        <w:spacing w:after="60"/>
+      </w:pPr>
+      <w:r>
+        <w:t xml:space="preserve">Valuation is ~15x FY26 / ~13x forward - still modest after a +83% six-month re-rate</w:t>
+      </w:r>
+    </w:p>
+    <w:p>
+      <w:pPr>
+        <w:spacing w:after="120"/>
+      </w:pPr>
+      <w:r>
+        <w:rPr>
+          <w:b/>
+          <w:bCs/>
+          <w:sz w:val="20"/>
+          <w:szCs w:val="20"/>
+        </w:rPr>
+        <w:t xml:space="preserve">Open questions / what to watch:</w:t>
+      </w:r>
+    </w:p>
+    <w:p>
+      <w:pPr>
+        <w:pStyle w:val="ListParagraph"/>
+        <w:numPr>
+          <w:ilvl w:val="0"/>
+          <w:numId w:val="1"/>
+        </w:numPr>
+        <w:spacing w:after="60"/>
+      </w:pPr>
+      <w:r>
+        <w:t xml:space="preserve">Does the Hyundai/Kia volume ramp resume sequentially in Q2 FY27, or is the Q1 FY27 QoQ dip the start of a plateau?</w:t>
+      </w:r>
+    </w:p>
+    <w:p>
+      <w:pPr>
+        <w:pStyle w:val="ListParagraph"/>
+        <w:numPr>
+          <w:ilvl w:val="0"/>
+          <w:numId w:val="1"/>
+        </w:numPr>
+        <w:spacing w:after="60"/>
+      </w:pPr>
+      <w:r>
+        <w:t xml:space="preserve">Can EBITDA margin move meaningfully above ~8% on operating leverage, or is ~7-8% the structural ceiling for this product?</w:t>
+      </w:r>
+    </w:p>
+    <w:p>
+      <w:pPr>
+        <w:pStyle w:val="ListParagraph"/>
+        <w:numPr>
+          <w:ilvl w:val="0"/>
+          <w:numId w:val="1"/>
+        </w:numPr>
+        <w:spacing w:after="60"/>
+      </w:pPr>
+      <w:r>
+        <w:t xml:space="preserve">How concentrated is revenue on the single OEM relationship - unquantifiable without con-calls</w:t>
+      </w:r>
+    </w:p>
+    <w:p>
+      <w:pPr>
+        <w:pStyle w:val="ListParagraph"/>
+        <w:numPr>
+          <w:ilvl w:val="0"/>
+          <w:numId w:val="1"/>
+        </w:numPr>
+        <w:spacing w:after="60"/>
+      </w:pPr>
+      <w:r>
+        <w:t xml:space="preserve">Clean multi-year track_record can't be built: only ~2 years of comparable post-demerger financials (FY25, FY26)</w:t>
+      </w:r>
+    </w:p>
+    <w:p>
+      <w:pPr>
+        <w:pStyle w:val="ListParagraph"/>
+        <w:numPr>
+          <w:ilvl w:val="0"/>
+          <w:numId w:val="1"/>
+        </w:numPr>
+        <w:spacing w:after="60"/>
+      </w:pPr>
+      <w:r>
+        <w:t xml:space="preserve">RPT / related-party detail not visible in what was sourced for a 57.6% promoter-held entity</w:t>
+      </w:r>
+    </w:p>
+    <w:p>
+      <w:pPr>
+        <w:spacing w:after="120" w:before="120"/>
+      </w:pPr>
+      <w:r>
+        <w:rPr>
+          <w:b/>
+          <w:bCs/>
+          <w:sz w:val="20"/>
+          <w:szCs w:val="20"/>
+        </w:rPr>
+        <w:t xml:space="preserve">Conviction impact: </w:t>
+      </w:r>
+      <w:r>
+        <w:rPr>
+          <w:sz w:val="20"/>
+          <w:szCs w:val="20"/>
+        </w:rPr>
+        <w:t xml:space="preserve">Medium -&gt; Medium. The live inflection is now confirmed over multiple quarters - FY26 revenue +24% / PAT +77%, Q1 FY27 revenue +54% / PAT +73% YoY on the Hyundai/Kia interior-fabric ramp - which strengthens the thesis. But Q1 FY27 revenue was flat-to-down sequentially (-3.5% QoQ), EBITDA margin is only ~7.6% (a price-taker business), net debt has climbed to ~Rs 18.7 Cr, the company holds no earnings calls, and the stock has already re-rated +83% in six months. The confirmation and the quality/valuation offsets roughly cancel - conviction holds at Medium.</w:t>
+      </w:r>
+    </w:p>
+    <w:p>
+      <w:pPr>
+        <w:pStyle w:val="Heading1"/>
+        <w:spacing w:after="120" w:before="280"/>
+      </w:pPr>
+      <w:r>
+        <w:t xml:space="preserve">Guidance &amp; Expectation Gap</w:t>
+      </w:r>
+    </w:p>
+    <w:p>
+      <w:pPr>
+        <w:spacing w:after="120"/>
+      </w:pPr>
+      <w:r>
+        <w:rPr>
+          <w:i/>
+          <w:iCs/>
+          <w:color w:val="666666"/>
+          <w:sz w:val="18"/>
+          <w:szCs w:val="18"/>
+        </w:rPr>
+        <w:t xml:space="preserve">Management guidance decoded into commitments, graded on the expectation → action → operational → commercial → financial ladder, then compared to what the current price appears to assume. Method: playbook/guidance-and-expectation-gap.md.</w:t>
+      </w:r>
+    </w:p>
+    <w:p>
+      <w:pPr>
+        <w:spacing w:after="120"/>
+      </w:pPr>
+      <w:r>
+        <w:rPr>
+          <w:b/>
+          <w:bCs/>
+          <w:sz w:val="20"/>
+          <w:szCs w:val="20"/>
+        </w:rPr>
+        <w:t xml:space="preserve">Commitment ladder (most-proven first):</w:t>
+      </w:r>
+    </w:p>
+    <w:tbl>
+      <w:tblPr>
+        <w:tblW w:type="dxa" w:w="9000"/>
+        <w:tblBorders>
+          <w:top w:val="single" w:color="auto" w:sz="4"/>
+          <w:left w:val="single" w:color="auto" w:sz="4"/>
+          <w:bottom w:val="single" w:color="auto" w:sz="4"/>
+          <w:right w:val="single" w:color="auto" w:sz="4"/>
+          <w:insideH w:val="single" w:color="auto" w:sz="4"/>
+          <w:insideV w:val="single" w:color="auto" w:sz="4"/>
+        </w:tblBorders>
+      </w:tblPr>
+      <w:tblGrid>
+        <w:gridCol w:w="1100"/>
+        <w:gridCol w:w="2600"/>
+        <w:gridCol w:w="2400"/>
+        <w:gridCol w:w="900"/>
+        <w:gridCol w:w="1200"/>
+        <w:gridCol w:w="800"/>
+      </w:tblGrid>
+      <w:tr>
+        <w:trPr>
+          <w:tblHeader/>
+        </w:trPr>
+        <w:tc>
+          <w:tcPr>
+            <w:tcW w:type="dxa" w:w="1100"/>
+            <w:shd w:fill="F2F2F2" w:val="clear"/>
+          </w:tcPr>
+          <w:p>
+            <w:r>
+              <w:rPr>
+                <w:b/>
+                <w:bCs/>
+                <w:sz w:val="18"/>
+                <w:szCs w:val="18"/>
+              </w:rPr>
+              <w:t xml:space="preserve">Area</w:t>
+            </w:r>
+          </w:p>
+        </w:tc>
+        <w:tc>
+          <w:tcPr>
+            <w:tcW w:type="dxa" w:w="2600"/>
+            <w:shd w:fill="F2F2F2" w:val="clear"/>
+          </w:tcPr>
+          <w:p>
+            <w:r>
+              <w:rPr>
+                <w:b/>
+                <w:bCs/>
+                <w:sz w:val="18"/>
+                <w:szCs w:val="18"/>
+              </w:rPr>
+              <w:t xml:space="preserve">Commitment</w:t>
+            </w:r>
+          </w:p>
+        </w:tc>
+        <w:tc>
+          <w:tcPr>
+            <w:tcW w:type="dxa" w:w="2400"/>
+            <w:shd w:fill="F2F2F2" w:val="clear"/>
+          </w:tcPr>
+          <w:p>
+            <w:r>
+              <w:rPr>
+                <w:b/>
+                <w:bCs/>
+                <w:sz w:val="18"/>
+                <w:szCs w:val="18"/>
+              </w:rPr>
+              <w:t xml:space="preserve">Specifics</w:t>
+            </w:r>
+          </w:p>
+        </w:tc>
+        <w:tc>
+          <w:tcPr>
+            <w:tcW w:type="dxa" w:w="900"/>
+            <w:shd w:fill="F2F2F2" w:val="clear"/>
+          </w:tcPr>
+          <w:p>
+            <w:r>
+              <w:rPr>
+                <w:b/>
+                <w:bCs/>
+                <w:sz w:val="18"/>
+                <w:szCs w:val="18"/>
+              </w:rPr>
+              <w:t xml:space="preserve">By when</w:t>
+            </w:r>
+          </w:p>
+        </w:tc>
+        <w:tc>
+          <w:tcPr>
+            <w:tcW w:type="dxa" w:w="1200"/>
+            <w:shd w:fill="F2F2F2" w:val="clear"/>
+          </w:tcPr>
+          <w:p>
+            <w:r>
+              <w:rPr>
+                <w:b/>
+                <w:bCs/>
+                <w:sz w:val="18"/>
+                <w:szCs w:val="18"/>
+              </w:rPr>
+              <w:t xml:space="preserve">Stage</w:t>
+            </w:r>
+          </w:p>
+        </w:tc>
+        <w:tc>
+          <w:tcPr>
+            <w:tcW w:type="dxa" w:w="800"/>
+            <w:shd w:fill="F2F2F2" w:val="clear"/>
+          </w:tcPr>
+          <w:p>
+            <w:r>
+              <w:rPr>
+                <w:b/>
+                <w:bCs/>
+                <w:sz w:val="18"/>
+                <w:szCs w:val="18"/>
+              </w:rPr>
+              <w:t xml:space="preserve">Thesis-critical</w:t>
+            </w:r>
+          </w:p>
+        </w:tc>
+      </w:tr>
+      <w:tr>
+        <w:tc>
+          <w:tcPr>
+            <w:tcW w:type="dxa" w:w="1100"/>
+          </w:tcPr>
+          <w:p>
+            <w:r>
+              <w:rPr>
+                <w:b w:val="false"/>
+                <w:bCs w:val="false"/>
+                <w:sz w:val="18"/>
+                <w:szCs w:val="18"/>
+              </w:rPr>
+              <w:t xml:space="preserve">orders</w:t>
+            </w:r>
+          </w:p>
+        </w:tc>
+        <w:tc>
+          <w:tcPr>
+            <w:tcW w:type="dxa" w:w="2600"/>
+          </w:tcPr>
+          <w:p>
+            <w:r>
+              <w:rPr>
+                <w:b w:val="false"/>
+                <w:bCs w:val="false"/>
+                <w:sz w:val="18"/>
+                <w:szCs w:val="18"/>
+              </w:rPr>
+              <w:t xml:space="preserve">Hyundai/Kia car-interior coated-fabric supply ramp</w:t>
+            </w:r>
+          </w:p>
+        </w:tc>
+        <w:tc>
+          <w:tcPr>
+            <w:tcW w:type="dxa" w:w="2400"/>
+          </w:tcPr>
+          <w:p>
+            <w:r>
+              <w:rPr>
+                <w:b w:val="false"/>
+                <w:bCs w:val="false"/>
+                <w:sz w:val="18"/>
+                <w:szCs w:val="18"/>
+              </w:rPr>
+              <w:t xml:space="preserve">supply started 2025; community estimate ~Rs 80-100 Cr incremental at full run-rate</w:t>
+            </w:r>
+          </w:p>
+        </w:tc>
+        <w:tc>
+          <w:tcPr>
+            <w:tcW w:type="dxa" w:w="900"/>
+          </w:tcPr>
+          <w:p>
+            <w:r>
+              <w:rPr>
+                <w:b w:val="false"/>
+                <w:bCs w:val="false"/>
+                <w:sz w:val="18"/>
+                <w:szCs w:val="18"/>
+              </w:rPr>
+              <w:t xml:space="preserve">FY27</w:t>
+            </w:r>
+          </w:p>
+        </w:tc>
+        <w:tc>
+          <w:tcPr>
+            <w:tcW w:type="dxa" w:w="1200"/>
+          </w:tcPr>
+          <w:p>
+            <w:r>
+              <w:rPr>
+                <w:b w:val="false"/>
+                <w:bCs w:val="false"/>
+                <w:sz w:val="18"/>
+                <w:szCs w:val="18"/>
+              </w:rPr>
+              <w:t xml:space="preserve">commercial</w:t>
+            </w:r>
+          </w:p>
+        </w:tc>
+        <w:tc>
+          <w:tcPr>
+            <w:tcW w:type="dxa" w:w="800"/>
+          </w:tcPr>
+          <w:p>
+            <w:r>
+              <w:rPr>
+                <w:b w:val="false"/>
+                <w:bCs w:val="false"/>
+                <w:sz w:val="18"/>
+                <w:szCs w:val="18"/>
+              </w:rPr>
+              <w:t xml:space="preserve">yes</w:t>
+            </w:r>
+          </w:p>
+        </w:tc>
+      </w:tr>
+      <w:tr>
+        <w:tc>
+          <w:tcPr>
+            <w:tcW w:type="dxa" w:w="1100"/>
+          </w:tcPr>
+          <w:p>
+            <w:r>
+              <w:rPr>
+                <w:b w:val="false"/>
+                <w:bCs w:val="false"/>
+                <w:sz w:val="18"/>
+                <w:szCs w:val="18"/>
+              </w:rPr>
+              <w:t xml:space="preserve">capacity</w:t>
+            </w:r>
+          </w:p>
+        </w:tc>
+        <w:tc>
+          <w:tcPr>
+            <w:tcW w:type="dxa" w:w="2600"/>
+          </w:tcPr>
+          <w:p>
+            <w:r>
+              <w:rPr>
+                <w:b w:val="false"/>
+                <w:bCs w:val="false"/>
+                <w:sz w:val="18"/>
+                <w:szCs w:val="18"/>
+              </w:rPr>
+              <w:t xml:space="preserve">PU coated-fabric installed-capacity expansion</w:t>
+            </w:r>
+          </w:p>
+        </w:tc>
+        <w:tc>
+          <w:tcPr>
+            <w:tcW w:type="dxa" w:w="2400"/>
+          </w:tcPr>
+          <w:p>
+            <w:r>
+              <w:rPr>
+                <w:b w:val="false"/>
+                <w:bCs w:val="false"/>
+                <w:sz w:val="18"/>
+                <w:szCs w:val="18"/>
+              </w:rPr>
+              <w:t xml:space="preserve">~Rs 28 Cr capex; regulatory approval received; partly debt-funded (net debt Rs 4.5 -&gt; Rs 18.7 Cr)</w:t>
+            </w:r>
+          </w:p>
+        </w:tc>
+        <w:tc>
+          <w:tcPr>
+            <w:tcW w:type="dxa" w:w="900"/>
+          </w:tcPr>
+          <w:p>
+            <w:r>
+              <w:rPr>
+                <w:b w:val="false"/>
+                <w:bCs w:val="false"/>
+                <w:sz w:val="18"/>
+                <w:szCs w:val="18"/>
+              </w:rPr>
+              <w:t xml:space="preserve">FY27</w:t>
+            </w:r>
+          </w:p>
+        </w:tc>
+        <w:tc>
+          <w:tcPr>
+            <w:tcW w:type="dxa" w:w="1200"/>
+          </w:tcPr>
+          <w:p>
+            <w:r>
+              <w:rPr>
+                <w:b w:val="false"/>
+                <w:bCs w:val="false"/>
+                <w:sz w:val="18"/>
+                <w:szCs w:val="18"/>
+              </w:rPr>
+              <w:t xml:space="preserve">operational</w:t>
+            </w:r>
+          </w:p>
+        </w:tc>
+        <w:tc>
+          <w:tcPr>
+            <w:tcW w:type="dxa" w:w="800"/>
+          </w:tcPr>
+          <w:p>
+            <w:r>
+              <w:rPr>
+                <w:b w:val="false"/>
+                <w:bCs w:val="false"/>
+                <w:sz w:val="18"/>
+                <w:szCs w:val="18"/>
+              </w:rPr>
+              <w:t xml:space="preserve">yes</w:t>
+            </w:r>
+          </w:p>
+        </w:tc>
+      </w:tr>
+      <w:tr>
+        <w:tc>
+          <w:tcPr>
+            <w:tcW w:type="dxa" w:w="1100"/>
+          </w:tcPr>
+          <w:p>
+            <w:r>
+              <w:rPr>
+                <w:b w:val="false"/>
+                <w:bCs w:val="false"/>
+                <w:sz w:val="18"/>
+                <w:szCs w:val="18"/>
+              </w:rPr>
+              <w:t xml:space="preserve">margin</w:t>
+            </w:r>
+          </w:p>
+        </w:tc>
+        <w:tc>
+          <w:tcPr>
+            <w:tcW w:type="dxa" w:w="2600"/>
+          </w:tcPr>
+          <w:p>
+            <w:r>
+              <w:rPr>
+                <w:b w:val="false"/>
+                <w:bCs w:val="false"/>
+                <w:sz w:val="18"/>
+                <w:szCs w:val="18"/>
+              </w:rPr>
+              <w:t xml:space="preserve">EBITDA margin expansion from a thin ~7.6% base via operating leverage</w:t>
+            </w:r>
+          </w:p>
+        </w:tc>
+        <w:tc>
+          <w:tcPr>
+            <w:tcW w:type="dxa" w:w="2400"/>
+          </w:tcPr>
+          <w:p>
+            <w:r>
+              <w:rPr>
+                <w:b w:val="false"/>
+                <w:bCs w:val="false"/>
+                <w:sz w:val="18"/>
+                <w:szCs w:val="18"/>
+              </w:rPr>
+              <w:t xml:space="preserve">FY26 PAT +77% on revenue +24%; no explicit margin guidance (no con-calls)</w:t>
+            </w:r>
+          </w:p>
+        </w:tc>
+        <w:tc>
+          <w:tcPr>
+            <w:tcW w:type="dxa" w:w="900"/>
+          </w:tcPr>
+          <w:p>
+            <w:r>
+              <w:rPr>
+                <w:b w:val="false"/>
+                <w:bCs w:val="false"/>
+                <w:sz w:val="18"/>
+                <w:szCs w:val="18"/>
+              </w:rPr>
+              <w:t xml:space="preserve">FY28</w:t>
+            </w:r>
+          </w:p>
+        </w:tc>
+        <w:tc>
+          <w:tcPr>
+            <w:tcW w:type="dxa" w:w="1200"/>
+          </w:tcPr>
+          <w:p>
+            <w:r>
+              <w:rPr>
+                <w:b w:val="false"/>
+                <w:bCs w:val="false"/>
+                <w:sz w:val="18"/>
+                <w:szCs w:val="18"/>
+              </w:rPr>
+              <w:t xml:space="preserve">expectation</w:t>
+            </w:r>
+          </w:p>
+        </w:tc>
+        <w:tc>
+          <w:tcPr>
+            <w:tcW w:type="dxa" w:w="800"/>
+          </w:tcPr>
+          <w:p>
+            <w:r>
+              <w:rPr>
+                <w:b w:val="false"/>
+                <w:bCs w:val="false"/>
+                <w:sz w:val="18"/>
+                <w:szCs w:val="18"/>
+              </w:rPr>
+              <w:t xml:space="preserve">yes</w:t>
+            </w:r>
+          </w:p>
+        </w:tc>
+      </w:tr>
+      <w:tr>
+        <w:tc>
+          <w:tcPr>
+            <w:tcW w:type="dxa" w:w="1100"/>
+          </w:tcPr>
+          <w:p>
+            <w:r>
+              <w:rPr>
+                <w:b w:val="false"/>
+                <w:bCs w:val="false"/>
+                <w:sz w:val="18"/>
+                <w:szCs w:val="18"/>
+              </w:rPr>
+              <w:t xml:space="preserve">growth</w:t>
+            </w:r>
+          </w:p>
+        </w:tc>
+        <w:tc>
+          <w:tcPr>
+            <w:tcW w:type="dxa" w:w="2600"/>
+          </w:tcPr>
+          <w:p>
+            <w:r>
+              <w:rPr>
+                <w:b w:val="false"/>
+                <w:bCs w:val="false"/>
+                <w:sz w:val="18"/>
+                <w:szCs w:val="18"/>
+              </w:rPr>
+              <w:t xml:space="preserve">Sustain the volume ramp sequentially after a flat Q1 FY27</w:t>
+            </w:r>
+          </w:p>
+        </w:tc>
+        <w:tc>
+          <w:tcPr>
+            <w:tcW w:type="dxa" w:w="2400"/>
+          </w:tcPr>
+          <w:p>
+            <w:r>
+              <w:rPr>
+                <w:b w:val="false"/>
+                <w:bCs w:val="false"/>
+                <w:sz w:val="18"/>
+                <w:szCs w:val="18"/>
+              </w:rPr>
+              <w:t xml:space="preserve">Q1 FY27 revenue +54% YoY but -3.5% QoQ</w:t>
+            </w:r>
+          </w:p>
+        </w:tc>
+        <w:tc>
+          <w:tcPr>
+            <w:tcW w:type="dxa" w:w="900"/>
+          </w:tcPr>
+          <w:p>
+            <w:r>
+              <w:rPr>
+                <w:b w:val="false"/>
+                <w:bCs w:val="false"/>
+                <w:sz w:val="18"/>
+                <w:szCs w:val="18"/>
+              </w:rPr>
+              <w:t xml:space="preserve">6M</w:t>
+            </w:r>
+          </w:p>
+        </w:tc>
+        <w:tc>
+          <w:tcPr>
+            <w:tcW w:type="dxa" w:w="1200"/>
+          </w:tcPr>
+          <w:p>
+            <w:r>
+              <w:rPr>
+                <w:b w:val="false"/>
+                <w:bCs w:val="false"/>
+                <w:sz w:val="18"/>
+                <w:szCs w:val="18"/>
+              </w:rPr>
+              <w:t xml:space="preserve">expectation</w:t>
+            </w:r>
+          </w:p>
+        </w:tc>
+        <w:tc>
+          <w:tcPr>
+            <w:tcW w:type="dxa" w:w="800"/>
+          </w:tcPr>
+          <w:p>
+            <w:r>
+              <w:rPr>
+                <w:b w:val="false"/>
+                <w:bCs w:val="false"/>
+                <w:sz w:val="18"/>
+                <w:szCs w:val="18"/>
+              </w:rPr>
+              <w:t xml:space="preserve">yes</w:t>
+            </w:r>
+          </w:p>
+        </w:tc>
+      </w:tr>
+    </w:tbl>
+    <w:p>
+      <w:pPr>
+        <w:spacing w:after="60" w:before="120"/>
+      </w:pPr>
+      <w:r>
+        <w:rPr>
+          <w:b/>
+          <w:bCs/>
+          <w:sz w:val="20"/>
+          <w:szCs w:val="20"/>
+        </w:rPr>
+        <w:t xml:space="preserve">Earnings chain: </w:t>
+      </w:r>
+      <w:r>
+        <w:rPr>
+          <w:b w:val="false"/>
+          <w:bCs w:val="false"/>
+          <w:sz w:val="20"/>
+          <w:szCs w:val="20"/>
+        </w:rPr>
+        <w:t xml:space="preserve">OEM contract wins (Hyundai/Kia interiors)</w:t>
+      </w:r>
+      <w:r>
+        <w:rPr>
+          <w:color w:val="666666"/>
+          <w:sz w:val="20"/>
+          <w:szCs w:val="20"/>
+        </w:rPr>
+        <w:t xml:space="preserve"> → </w:t>
+      </w:r>
+      <w:r>
+        <w:rPr>
+          <w:b w:val="false"/>
+          <w:bCs w:val="false"/>
+          <w:sz w:val="20"/>
+          <w:szCs w:val="20"/>
+        </w:rPr>
+        <w:t xml:space="preserve">PU capacity expansion (~Rs 28 Cr)</w:t>
+      </w:r>
+      <w:r>
+        <w:rPr>
+          <w:color w:val="666666"/>
+          <w:sz w:val="20"/>
+          <w:szCs w:val="20"/>
+        </w:rPr>
+        <w:t xml:space="preserve"> → </w:t>
+      </w:r>
+      <w:r>
+        <w:rPr>
+          <w:b w:val="false"/>
+          <w:bCs w:val="false"/>
+          <w:sz w:val="20"/>
+          <w:szCs w:val="20"/>
+        </w:rPr>
+        <w:t xml:space="preserve">volume / revenue growth</w:t>
+      </w:r>
+      <w:r>
+        <w:rPr>
+          <w:color w:val="666666"/>
+          <w:sz w:val="20"/>
+          <w:szCs w:val="20"/>
+        </w:rPr>
+        <w:t xml:space="preserve"> → </w:t>
+      </w:r>
+      <w:r>
+        <w:rPr>
+          <w:b w:val="false"/>
+          <w:bCs w:val="false"/>
+          <w:sz w:val="20"/>
+          <w:szCs w:val="20"/>
+        </w:rPr>
+        <w:t xml:space="preserve">operating leverage on higher utilisation</w:t>
+      </w:r>
+      <w:r>
+        <w:rPr>
+          <w:color w:val="666666"/>
+          <w:sz w:val="20"/>
+          <w:szCs w:val="20"/>
+        </w:rPr>
+        <w:t xml:space="preserve"> → </w:t>
+      </w:r>
+      <w:r>
+        <w:rPr>
+          <w:b w:val="false"/>
+          <w:bCs w:val="false"/>
+          <w:sz w:val="20"/>
+          <w:szCs w:val="20"/>
+        </w:rPr>
+        <w:t xml:space="preserve">EBITDA margin expansion from ~7.6%</w:t>
+      </w:r>
+      <w:r>
+        <w:rPr>
+          <w:color w:val="666666"/>
+          <w:sz w:val="20"/>
+          <w:szCs w:val="20"/>
+        </w:rPr>
+        <w:t xml:space="preserve"> → </w:t>
+      </w:r>
+      <w:r>
+        <w:rPr>
+          <w:b w:val="false"/>
+          <w:bCs w:val="false"/>
+          <w:sz w:val="20"/>
+          <w:szCs w:val="20"/>
+        </w:rPr>
+        <w:t xml:space="preserve">PAT</w:t>
+      </w:r>
+    </w:p>
+    <w:p>
+      <w:pPr>
+        <w:spacing w:after="120"/>
+      </w:pPr>
+      <w:r>
+        <w:rPr>
+          <w:color w:val="666666"/>
+          <w:sz w:val="18"/>
+          <w:szCs w:val="18"/>
+        </w:rPr>
+        <w:t xml:space="preserve">Bottleneck link: EBITDA margin expansion from ~7.6% - the business is a price-taker, so margin is not a given even with volume.</w:t>
+      </w:r>
+    </w:p>
+    <w:p>
+      <w:pPr>
+        <w:spacing w:after="120"/>
+      </w:pPr>
+      <w:r>
+        <w:rPr>
+          <w:color w:val="666666"/>
+          <w:sz w:val="18"/>
+          <w:szCs w:val="18"/>
+        </w:rPr>
+        <w:t xml:space="preserve">Operating leverage: yes - FY26 PAT +77% on revenue +24%; Q1 FY27 PAT +73% on revenue +54%</w:t>
+      </w:r>
+    </w:p>
+    <w:p>
+      <w:pPr>
+        <w:spacing w:after="120"/>
+      </w:pPr>
+      <w:r>
+        <w:rPr>
+          <w:color w:val="666666"/>
+          <w:sz w:val="18"/>
+          <w:szCs w:val="18"/>
+        </w:rPr>
+        <w:t xml:space="preserve">Evidenced: OEM contract wins (Hyundai/Kia interiors); PU capacity expansion (~Rs 28 Cr); volume / revenue growth; operating leverage on higher utilisation. Still assumed: EBITDA margin expansion from ~7.6%; ramp continuing past the flat Q1 FY27 sequential quarter.</w:t>
+      </w:r>
+    </w:p>
+    <w:p>
+      <w:pPr>
+        <w:spacing w:after="120"/>
+      </w:pPr>
+      <w:r>
+        <w:rPr>
+          <w:b/>
+          <w:bCs/>
+          <w:sz w:val="20"/>
+          <w:szCs w:val="20"/>
+        </w:rPr>
+        <w:t xml:space="preserve">Market expectation vs. our path:</w:t>
       </w:r>
     </w:p>
     <w:tbl>
@@ -346,125 +1533,287 @@
                 <w:b/>
                 <w:bCs/>
               </w:rPr>
-              <w:t xml:space="preserve">Theme</w:t>
-            </w:r>
-          </w:p>
-        </w:tc>
-        <w:tc>
-          <w:tcPr>
-            <w:tcW w:type="dxa" w:w="5800"/>
-          </w:tcPr>
-          <w:p>
-            <w:r>
-              <w:t xml:space="preserve">Auto ancillaries (lesser-discussed, gaining strength)</w:t>
-            </w:r>
-          </w:p>
-        </w:tc>
-      </w:tr>
-      <w:tr>
-        <w:tc>
-          <w:tcPr>
-            <w:tcW w:type="dxa" w:w="3200"/>
-            <w:shd w:fill="F2F2F2" w:val="clear"/>
-          </w:tcPr>
-          <w:p>
-            <w:r>
-              <w:rPr>
-                <w:b/>
-                <w:bCs/>
-              </w:rPr>
-              <w:t xml:space="preserve">This company's position</w:t>
-            </w:r>
-          </w:p>
-        </w:tc>
-        <w:tc>
-          <w:tcPr>
-            <w:tcW w:type="dxa" w:w="5800"/>
-          </w:tcPr>
-          <w:p>
-            <w:r>
-              <w:t xml:space="preserve">Synthetic-leather (PU/PVC coated fabric) supplier newly onboarded as an OEM vendor to Kia, alongside existing footwear/apparel clients (Puma, Red Tape, Bata)</w:t>
-            </w:r>
-          </w:p>
-        </w:tc>
-      </w:tr>
-      <w:tr>
-        <w:tc>
-          <w:tcPr>
-            <w:tcW w:type="dxa" w:w="3200"/>
-            <w:shd w:fill="F2F2F2" w:val="clear"/>
-          </w:tcPr>
-          <w:p>
-            <w:r>
-              <w:rPr>
-                <w:b/>
-                <w:bCs/>
-              </w:rPr>
-              <w:t xml:space="preserve">Bottleneck node (pricing power)</w:t>
-            </w:r>
-          </w:p>
-        </w:tc>
-        <w:tc>
-          <w:tcPr>
-            <w:tcW w:type="dxa" w:w="5800"/>
-          </w:tcPr>
-          <w:p>
-            <w:r>
-              <w:t xml:space="preserve">Own capacity (Rs 28 Cr expansion underway) and single-customer (Kia) concentration</w:t>
-            </w:r>
-          </w:p>
-        </w:tc>
-      </w:tr>
-      <w:tr>
-        <w:tc>
-          <w:tcPr>
-            <w:tcW w:type="dxa" w:w="3200"/>
-            <w:shd w:fill="F2F2F2" w:val="clear"/>
-          </w:tcPr>
-          <w:p>
-            <w:r>
-              <w:rPr>
-                <w:b/>
-                <w:bCs/>
-              </w:rPr>
-              <w:t xml:space="preserve">Supply-side status</w:t>
-            </w:r>
-          </w:p>
-        </w:tc>
-        <w:tc>
-          <w:tcPr>
-            <w:tcW w:type="dxa" w:w="5800"/>
-          </w:tcPr>
-          <w:p>
-            <w:r>
-              <w:t xml:space="preserve">adding</w:t>
-            </w:r>
-          </w:p>
-        </w:tc>
-      </w:tr>
-      <w:tr>
-        <w:tc>
-          <w:tcPr>
-            <w:tcW w:type="dxa" w:w="3200"/>
-            <w:shd w:fill="F2F2F2" w:val="clear"/>
-          </w:tcPr>
-          <w:p>
-            <w:r>
-              <w:rPr>
-                <w:b/>
-                <w:bCs/>
-              </w:rPr>
-              <w:t xml:space="preserve">Adjacent-node peers</w:t>
-            </w:r>
-          </w:p>
-        </w:tc>
-        <w:tc>
-          <w:tcPr>
-            <w:tcW w:type="dxa" w:w="5800"/>
-          </w:tcPr>
-          <w:p>
-            <w:r>
-              <w:t xml:space="preserve">Mayur Uniquoters, Relaxo Footwear (non-leather substitution angle)</w:t>
+              <w:t xml:space="preserve">As of</w:t>
+            </w:r>
+          </w:p>
+        </w:tc>
+        <w:tc>
+          <w:tcPr>
+            <w:tcW w:type="dxa" w:w="5800"/>
+          </w:tcPr>
+          <w:p>
+            <w:r>
+              <w:t xml:space="preserve">2026-09-07</w:t>
+            </w:r>
+          </w:p>
+        </w:tc>
+      </w:tr>
+      <w:tr>
+        <w:tc>
+          <w:tcPr>
+            <w:tcW w:type="dxa" w:w="3200"/>
+            <w:shd w:fill="F2F2F2" w:val="clear"/>
+          </w:tcPr>
+          <w:p>
+            <w:r>
+              <w:rPr>
+                <w:b/>
+                <w:bCs/>
+              </w:rPr>
+              <w:t xml:space="preserve">Price / multiple</w:t>
+            </w:r>
+          </w:p>
+        </w:tc>
+        <w:tc>
+          <w:tcPr>
+            <w:tcW w:type="dxa" w:w="5800"/>
+          </w:tcPr>
+          <w:p>
+            <w:r>
+              <w:t xml:space="preserve">Rs 295 · 15x P/E · 12.3x EV/EBITDA</w:t>
+            </w:r>
+          </w:p>
+        </w:tc>
+      </w:tr>
+      <w:tr>
+        <w:tc>
+          <w:tcPr>
+            <w:tcW w:type="dxa" w:w="3200"/>
+            <w:shd w:fill="F2F2F2" w:val="clear"/>
+          </w:tcPr>
+          <w:p>
+            <w:r>
+              <w:rPr>
+                <w:b/>
+                <w:bCs/>
+              </w:rPr>
+              <w:t xml:space="preserve">Right valuation lens</w:t>
+            </w:r>
+          </w:p>
+        </w:tc>
+        <w:tc>
+          <w:tcPr>
+            <w:tcW w:type="dxa" w:w="5800"/>
+          </w:tcPr>
+          <w:p>
+            <w:r>
+              <w:t xml:space="preserve">P/E</w:t>
+            </w:r>
+          </w:p>
+        </w:tc>
+      </w:tr>
+      <w:tr>
+        <w:tc>
+          <w:tcPr>
+            <w:tcW w:type="dxa" w:w="3200"/>
+            <w:shd w:fill="F2F2F2" w:val="clear"/>
+          </w:tcPr>
+          <w:p>
+            <w:r>
+              <w:rPr>
+                <w:b/>
+                <w:bCs/>
+              </w:rPr>
+              <w:t xml:space="preserve">Price implies</w:t>
+            </w:r>
+          </w:p>
+        </w:tc>
+        <w:tc>
+          <w:tcPr>
+            <w:tcW w:type="dxa" w:w="5800"/>
+          </w:tcPr>
+          <w:p>
+            <w:r>
+              <w:t xml:space="preserve">~15x trailing / ~13x forward implies the market expects the Hyundai/Kia ramp to continue at roughly 20-25% EPS growth; a 20x exit for a low-margin price-taker would need ~25-30% EPS CAGR FY26-28 for today's price to be fair</w:t>
+            </w:r>
+          </w:p>
+        </w:tc>
+      </w:tr>
+      <w:tr>
+        <w:tc>
+          <w:tcPr>
+            <w:tcW w:type="dxa" w:w="3200"/>
+            <w:shd w:fill="F2F2F2" w:val="clear"/>
+          </w:tcPr>
+          <w:p>
+            <w:r>
+              <w:rPr>
+                <w:b/>
+                <w:bCs/>
+              </w:rPr>
+              <w:t xml:space="preserve">Our FY27</w:t>
+            </w:r>
+          </w:p>
+        </w:tc>
+        <w:tc>
+          <w:tcPr>
+            <w:tcW w:type="dxa" w:w="5800"/>
+          </w:tcPr>
+          <w:p>
+            <w:r>
+              <w:t xml:space="preserve">revenue ~Rs 300-320 Cr (+30-40%), EBITDA margin ~8-9%, PAT ~Rs 18-22 Cr</w:t>
+            </w:r>
+          </w:p>
+        </w:tc>
+      </w:tr>
+      <w:tr>
+        <w:tc>
+          <w:tcPr>
+            <w:tcW w:type="dxa" w:w="3200"/>
+            <w:shd w:fill="F2F2F2" w:val="clear"/>
+          </w:tcPr>
+          <w:p>
+            <w:r>
+              <w:rPr>
+                <w:b/>
+                <w:bCs/>
+              </w:rPr>
+              <w:t xml:space="preserve">Our FY28</w:t>
+            </w:r>
+          </w:p>
+        </w:tc>
+        <w:tc>
+          <w:tcPr>
+            <w:tcW w:type="dxa" w:w="5800"/>
+          </w:tcPr>
+          <w:p>
+            <w:r>
+              <w:t xml:space="preserve">revenue ~Rs 360-400 Cr if the OEM ramp holds, PAT ~Rs 25-30 Cr with modest operating leverage</w:t>
+            </w:r>
+          </w:p>
+        </w:tc>
+      </w:tr>
+      <w:tr>
+        <w:tc>
+          <w:tcPr>
+            <w:tcW w:type="dxa" w:w="3200"/>
+            <w:shd w:fill="F2F2F2" w:val="clear"/>
+          </w:tcPr>
+          <w:p>
+            <w:r>
+              <w:rPr>
+                <w:b/>
+                <w:bCs/>
+              </w:rPr>
+              <w:t xml:space="preserve">Gap direction</w:t>
+            </w:r>
+          </w:p>
+        </w:tc>
+        <w:tc>
+          <w:tcPr>
+            <w:tcW w:type="dxa" w:w="5800"/>
+          </w:tcPr>
+          <w:p>
+            <w:r>
+              <w:t xml:space="preserve">partially-priced</w:t>
+            </w:r>
+          </w:p>
+        </w:tc>
+      </w:tr>
+      <w:tr>
+        <w:tc>
+          <w:tcPr>
+            <w:tcW w:type="dxa" w:w="3200"/>
+            <w:shd w:fill="F2F2F2" w:val="clear"/>
+          </w:tcPr>
+          <w:p>
+            <w:r>
+              <w:rPr>
+                <w:b/>
+                <w:bCs/>
+              </w:rPr>
+              <w:t xml:space="preserve">Gap type</w:t>
+            </w:r>
+          </w:p>
+        </w:tc>
+        <w:tc>
+          <w:tcPr>
+            <w:tcW w:type="dxa" w:w="5800"/>
+          </w:tcPr>
+          <w:p>
+            <w:r>
+              <w:t xml:space="preserve">volume</w:t>
+            </w:r>
+          </w:p>
+        </w:tc>
+      </w:tr>
+      <w:tr>
+        <w:tc>
+          <w:tcPr>
+            <w:tcW w:type="dxa" w:w="3200"/>
+            <w:shd w:fill="F2F2F2" w:val="clear"/>
+          </w:tcPr>
+          <w:p>
+            <w:r>
+              <w:rPr>
+                <w:b/>
+                <w:bCs/>
+              </w:rPr>
+              <w:t xml:space="preserve">Gap magnitude</w:t>
+            </w:r>
+          </w:p>
+        </w:tc>
+        <w:tc>
+          <w:tcPr>
+            <w:tcW w:type="dxa" w:w="5800"/>
+          </w:tcPr>
+          <w:p>
+            <w:r>
+              <w:t xml:space="preserve">30% (our FY28 PAT vs implied)</w:t>
+            </w:r>
+          </w:p>
+        </w:tc>
+      </w:tr>
+      <w:tr>
+        <w:tc>
+          <w:tcPr>
+            <w:tcW w:type="dxa" w:w="3200"/>
+            <w:shd w:fill="F2F2F2" w:val="clear"/>
+          </w:tcPr>
+          <w:p>
+            <w:r>
+              <w:rPr>
+                <w:b/>
+                <w:bCs/>
+              </w:rPr>
+              <w:t xml:space="preserve">Gap basis</w:t>
+            </w:r>
+          </w:p>
+        </w:tc>
+        <w:tc>
+          <w:tcPr>
+            <w:tcW w:type="dxa" w:w="5800"/>
+          </w:tcPr>
+          <w:p>
+            <w:r>
+              <w:t xml:space="preserve">market has already re-rated +83% in six months and prices in a continued OEM ramp; our estimates are modestly higher on volume, but thin ~8% EBITDA margins, rising leverage and the Q1 FY27 QoQ revenue dip cap the upside vs the implied path</w:t>
+            </w:r>
+          </w:p>
+        </w:tc>
+      </w:tr>
+      <w:tr>
+        <w:tc>
+          <w:tcPr>
+            <w:tcW w:type="dxa" w:w="3200"/>
+            <w:shd w:fill="F2F2F2" w:val="clear"/>
+          </w:tcPr>
+          <w:p>
+            <w:r>
+              <w:rPr>
+                <w:b/>
+                <w:bCs/>
+              </w:rPr>
+              <w:t xml:space="preserve">Evidence quality</w:t>
+            </w:r>
+          </w:p>
+        </w:tc>
+        <w:tc>
+          <w:tcPr>
+            <w:tcW w:type="dxa" w:w="5800"/>
+          </w:tcPr>
+          <w:p>
+            <w:r>
+              <w:t xml:space="preserve">moderate</w:t>
             </w:r>
           </w:p>
         </w:tc>
@@ -474,13 +1823,44 @@
       <w:pPr>
         <w:spacing w:after="120"/>
       </w:pPr>
+      <w:r>
+        <w:rPr>
+          <w:i/>
+          <w:iCs/>
+          <w:color w:val="666666"/>
+          <w:sz w:val="16"/>
+          <w:szCs w:val="16"/>
+        </w:rPr>
+        <w:t xml:space="preserve">no broker consensus; implied path is a reverse-P/E estimate + screener.in forward figures + VP thread view</w:t>
+      </w:r>
+    </w:p>
+    <w:p>
+      <w:pPr>
+        <w:spacing w:after="120" w:before="120"/>
+      </w:pPr>
+      <w:r>
+        <w:rPr>
+          <w:b/>
+          <w:bCs/>
+          <w:sz w:val="20"/>
+          <w:szCs w:val="20"/>
+        </w:rPr>
+        <w:t xml:space="preserve">Catalyst: </w:t>
+      </w:r>
+      <w:r>
+        <w:rPr>
+          <w:sz w:val="20"/>
+          <w:szCs w:val="20"/>
+        </w:rPr>
+        <w:t xml:space="preserve">Q2 FY27 result (~Nov 2026) showing the Hyundai/Kia volume ramp resuming sequentially after the flat Q1 FY27, and EBITDA margin above ~8%</w:t>
+      </w:r>
       <w:r>
         <w:rPr>
           <w:color w:val="666666"/>
           <w:sz w:val="18"/>
           <w:szCs w:val="18"/>
         </w:rPr>
-        <w:t xml:space="preserve">Genuine, quantifiable share-gain-from-a-larger-incumbent (Mayur) story via a new OEM contract - the kind of small-cap live inflection the trailing-average rule is designed to catch.</w:t>
+        <w:t xml:space="preserve"> (window ~3M from 2026-09-07; undated; evidence med; pending)</w:t>
       </w:r>
     </w:p>
     <w:p>
@@ -489,62 +1869,7 @@
         <w:spacing w:after="120" w:before="280"/>
       </w:pPr>
       <w:r>
-        <w:t xml:space="preserve">Technical Read (Weekly / Monthly MACD + Bollinger Bands, or RSI/CCI/Williams %R proxy)</w:t>
-      </w:r>
-    </w:p>
-    <w:p>
-      <w:pPr>
-        <w:spacing w:after="120"/>
-      </w:pPr>
-      <w:r>
-        <w:t xml:space="preserve">Not pulled - fundamentals/community catalyst math was decisive; stock has already run up sharply (+44% in 2 days, +56% in a month) ahead of confirmation.</w:t>
-      </w:r>
-    </w:p>
-    <w:p>
-      <w:pPr>
-        <w:pStyle w:val="Heading1"/>
-        <w:spacing w:after="120" w:before="280"/>
-      </w:pPr>
-      <w:r>
-        <w:t xml:space="preserve">ValuePickr Community Signal</w:t>
-      </w:r>
-    </w:p>
-    <w:p>
-      <w:pPr>
-        <w:spacing w:after="120"/>
-      </w:pPr>
-      <w:r>
-        <w:t xml:space="preserve">30-post thread spanning 2016-2026 (originally about the now-demerged gauging division's value-unlocking potential). Post-demerger (2024) activity has focused entirely on the coated-fabric business: PE/margin comparison vs Mayur (2024), the Kia contract build-out and community revenue math (Apr-May 2025), and a strong Q4FY25 result confirmation, followed by a sharp, community-noted price re-rating in mid-2026.</w:t>
-      </w:r>
-    </w:p>
-    <w:p>
-      <w:pPr>
-        <w:spacing w:after="120"/>
-      </w:pPr>
-      <w:r>
-        <w:rPr>
-          <w:b/>
-          <w:bCs/>
-          <w:sz w:val="20"/>
-          <w:szCs w:val="20"/>
-        </w:rPr>
-        <w:t xml:space="preserve">High-conviction call from a top contributor: </w:t>
-      </w:r>
-      <w:r>
-        <w:rPr>
-          <w:sz w:val="20"/>
-          <w:szCs w:val="20"/>
-        </w:rPr>
-        <w:t xml:space="preserve">Ravsins (untracked but detailed, 3 consecutive posts) built out the Kia-contract revenue math and explicitly argued Jasch is 'eating market share' from Mayur Uniquoters domestically, citing Mayur's own PU-plant underutilisation as the flip side. Prabhat_Mohanty (trusted) confirmed in Jun 2026 that Jasch's improvement is 'more fundamental' than a peer's forex-driven result, specifically citing Q4 topline strength and the PU capacity expansion as a genuine positive demand signal, while flagging the lack of con-calls as an information-flow risk.</w:t>
-      </w:r>
-    </w:p>
-    <w:p>
-      <w:pPr>
-        <w:pStyle w:val="Heading1"/>
-        <w:spacing w:after="120" w:before="280"/>
-      </w:pPr>
-      <w:r>
-        <w:t xml:space="preserve">Trusted-User Signals (Ongoing)</w:t>
+        <w:t xml:space="preserve">Ishmohit-Lens Checks (value chain · earnings quality · growth trajectory · management · quality metrics · track record · global-signal check)</w:t>
       </w:r>
     </w:p>
     <w:p>
@@ -559,12 +1884,12 @@
           <w:sz w:val="18"/>
           <w:szCs w:val="18"/>
         </w:rPr>
-        <w:t xml:space="preserve">Every time a trusted user expresses clear conviction on this stock, most recent first — this section accumulates over time, it isn't a one-time snapshot.</w:t>
-      </w:r>
-    </w:p>
-    <w:p>
-      <w:pPr>
-        <w:spacing w:after="100"/>
+        <w:t xml:space="preserve">Extra checks drawn from @ishmohit1 / SOIC methodology (playbook/ishmohit-soic-style.md): where the company sits in its value chain and what the supply side is doing, whether a margin/PAT inflection is structural or a cyclical peak, the rate-of-change of growth vs. what the multiple demands, and management quality as a positive attribute.</w:t>
+      </w:r>
+    </w:p>
+    <w:p>
+      <w:pPr>
+        <w:spacing w:after="120"/>
       </w:pPr>
       <w:r>
         <w:rPr>
@@ -573,8 +1898,734 @@
           <w:sz w:val="20"/>
           <w:szCs w:val="20"/>
         </w:rPr>
-        <w:t xml:space="preserve">2026-06-18 — Prabhat_Mohanty</w:t>
-      </w:r>
+        <w:t xml:space="preserve">Value chain &amp; supply side:</w:t>
+      </w:r>
+    </w:p>
+    <w:tbl>
+      <w:tblPr>
+        <w:tblW w:type="dxa" w:w="9000"/>
+        <w:tblBorders>
+          <w:top w:val="single" w:color="auto" w:sz="4"/>
+          <w:left w:val="single" w:color="auto" w:sz="4"/>
+          <w:bottom w:val="single" w:color="auto" w:sz="4"/>
+          <w:right w:val="single" w:color="auto" w:sz="4"/>
+          <w:insideH w:val="single" w:color="auto" w:sz="4"/>
+          <w:insideV w:val="single" w:color="auto" w:sz="4"/>
+        </w:tblBorders>
+      </w:tblPr>
+      <w:tblGrid>
+        <w:gridCol w:w="3200"/>
+        <w:gridCol w:w="5800"/>
+      </w:tblGrid>
+      <w:tr>
+        <w:tc>
+          <w:tcPr>
+            <w:tcW w:type="dxa" w:w="3200"/>
+            <w:shd w:fill="F2F2F2" w:val="clear"/>
+          </w:tcPr>
+          <w:p>
+            <w:r>
+              <w:rPr>
+                <w:b/>
+                <w:bCs/>
+              </w:rPr>
+              <w:t xml:space="preserve">Theme</w:t>
+            </w:r>
+          </w:p>
+        </w:tc>
+        <w:tc>
+          <w:tcPr>
+            <w:tcW w:type="dxa" w:w="5800"/>
+          </w:tcPr>
+          <w:p>
+            <w:r>
+              <w:t xml:space="preserve">Auto ancillaries (lesser-discussed, gaining strength) - synthetic leather into auto interiors</w:t>
+            </w:r>
+          </w:p>
+        </w:tc>
+      </w:tr>
+      <w:tr>
+        <w:tc>
+          <w:tcPr>
+            <w:tcW w:type="dxa" w:w="3200"/>
+            <w:shd w:fill="F2F2F2" w:val="clear"/>
+          </w:tcPr>
+          <w:p>
+            <w:r>
+              <w:rPr>
+                <w:b/>
+                <w:bCs/>
+              </w:rPr>
+              <w:t xml:space="preserve">This company's position</w:t>
+            </w:r>
+          </w:p>
+        </w:tc>
+        <w:tc>
+          <w:tcPr>
+            <w:tcW w:type="dxa" w:w="5800"/>
+          </w:tcPr>
+          <w:p>
+            <w:r>
+              <w:t xml:space="preserve">PU/PVC coated-fabric supplier, newly onboarded as an OEM vendor for Hyundai/Kia car interiors (supply started 2025), alongside existing footwear/apparel clients (Puma, Red Tape, Bata)</w:t>
+            </w:r>
+          </w:p>
+        </w:tc>
+      </w:tr>
+      <w:tr>
+        <w:tc>
+          <w:tcPr>
+            <w:tcW w:type="dxa" w:w="3200"/>
+            <w:shd w:fill="F2F2F2" w:val="clear"/>
+          </w:tcPr>
+          <w:p>
+            <w:r>
+              <w:rPr>
+                <w:b/>
+                <w:bCs/>
+              </w:rPr>
+              <w:t xml:space="preserve">Bottleneck node (pricing power)</w:t>
+            </w:r>
+          </w:p>
+        </w:tc>
+        <w:tc>
+          <w:tcPr>
+            <w:tcW w:type="dxa" w:w="5800"/>
+          </w:tcPr>
+          <w:p>
+            <w:r>
+              <w:t xml:space="preserve">own PU capacity (expansion underway) and single-OEM-group (Hyundai/Kia) concentration</w:t>
+            </w:r>
+          </w:p>
+        </w:tc>
+      </w:tr>
+      <w:tr>
+        <w:tc>
+          <w:tcPr>
+            <w:tcW w:type="dxa" w:w="3200"/>
+            <w:shd w:fill="F2F2F2" w:val="clear"/>
+          </w:tcPr>
+          <w:p>
+            <w:r>
+              <w:rPr>
+                <w:b/>
+                <w:bCs/>
+              </w:rPr>
+              <w:t xml:space="preserve">Supply-side status</w:t>
+            </w:r>
+          </w:p>
+        </w:tc>
+        <w:tc>
+          <w:tcPr>
+            <w:tcW w:type="dxa" w:w="5800"/>
+          </w:tcPr>
+          <w:p>
+            <w:r>
+              <w:t xml:space="preserve">adding</w:t>
+            </w:r>
+          </w:p>
+        </w:tc>
+      </w:tr>
+      <w:tr>
+        <w:tc>
+          <w:tcPr>
+            <w:tcW w:type="dxa" w:w="3200"/>
+            <w:shd w:fill="F2F2F2" w:val="clear"/>
+          </w:tcPr>
+          <w:p>
+            <w:r>
+              <w:rPr>
+                <w:b/>
+                <w:bCs/>
+              </w:rPr>
+              <w:t xml:space="preserve">Adjacent-node peers</w:t>
+            </w:r>
+          </w:p>
+        </w:tc>
+        <w:tc>
+          <w:tcPr>
+            <w:tcW w:type="dxa" w:w="5800"/>
+          </w:tcPr>
+          <w:p>
+            <w:r>
+              <w:t xml:space="preserve">Mayur Uniquoters, Premier Polyfilm, Responsive Industries</w:t>
+            </w:r>
+          </w:p>
+        </w:tc>
+      </w:tr>
+    </w:tbl>
+    <w:p>
+      <w:pPr>
+        <w:spacing w:after="120"/>
+      </w:pPr>
+      <w:r>
+        <w:rPr>
+          <w:color w:val="666666"/>
+          <w:sz w:val="18"/>
+          <w:szCs w:val="18"/>
+        </w:rPr>
+        <w:t xml:space="preserve">Genuine share-gain-from-a-larger-incumbent story - Jasch is taking domestic PU volume from Mayur's underutilised plant via a new OEM contract. But Jasch, Mayur and Premier Polyfilm are all adding PU capacity into the same auto-demand cycle, so a glut / pricing risk exists if OEM demand cools. A price-taker product with limited pricing power (EBITDA margin ~7.6%).</w:t>
+      </w:r>
+    </w:p>
+    <w:p>
+      <w:pPr>
+        <w:spacing w:after="60" w:before="120"/>
+      </w:pPr>
+      <w:r>
+        <w:rPr>
+          <w:b/>
+          <w:bCs/>
+          <w:sz w:val="20"/>
+          <w:szCs w:val="20"/>
+        </w:rPr>
+        <w:t xml:space="preserve">Earnings quality: </w:t>
+      </w:r>
+      <w:r>
+        <w:rPr>
+          <w:sz w:val="20"/>
+          <w:szCs w:val="20"/>
+        </w:rPr>
+        <w:t xml:space="preserve">margin driver cyclical</w:t>
+      </w:r>
+      <w:r>
+        <w:rPr>
+          <w:b/>
+          <w:bCs/>
+          <w:color w:val="A32020"/>
+          <w:sz w:val="20"/>
+          <w:szCs w:val="20"/>
+        </w:rPr>
+        <w:t xml:space="preserve"/>
+      </w:r>
+    </w:p>
+    <w:p>
+      <w:pPr>
+        <w:spacing w:after="120"/>
+      </w:pPr>
+      <w:r>
+        <w:rPr>
+          <w:color w:val="666666"/>
+          <w:sz w:val="18"/>
+          <w:szCs w:val="18"/>
+        </w:rPr>
+        <w:t xml:space="preserve">Drivers: auto OEM demand cycle (Hyundai/Kia interiors ramp); operating leverage on higher plant utilisation.</w:t>
+      </w:r>
+    </w:p>
+    <w:p>
+      <w:pPr>
+        <w:spacing w:after="120"/>
+      </w:pPr>
+      <w:r>
+        <w:rPr>
+          <w:color w:val="666666"/>
+          <w:sz w:val="18"/>
+          <w:szCs w:val="18"/>
+        </w:rPr>
+        <w:t xml:space="preserve">EBITDA margin ~7.6% is LOW, not elevated - this is a price-taker coated-fabric business. The bull case is margin expansion from a thin base via operating leverage, not a margin that needs to normalise down; there is little pricing-power buffer if input costs rise or OEM demand softens. Company holds no con-calls, so margin trajectory can't be independently checked against guidance.</w:t>
+      </w:r>
+    </w:p>
+    <w:p>
+      <w:pPr>
+        <w:spacing w:after="60" w:before="120"/>
+      </w:pPr>
+      <w:r>
+        <w:rPr>
+          <w:b/>
+          <w:bCs/>
+          <w:sz w:val="20"/>
+          <w:szCs w:val="20"/>
+        </w:rPr>
+        <w:t xml:space="preserve">Growth trajectory: </w:t>
+      </w:r>
+      <w:r>
+        <w:rPr>
+          <w:b w:val="false"/>
+          <w:bCs w:val="false"/>
+          <w:sz w:val="20"/>
+          <w:szCs w:val="20"/>
+        </w:rPr>
+        <w:t xml:space="preserve">YoY growth rate is accelerating</w:t>
+      </w:r>
+    </w:p>
+    <w:p>
+      <w:pPr>
+        <w:spacing w:after="120"/>
+      </w:pPr>
+      <w:r>
+        <w:rPr>
+          <w:color w:val="666666"/>
+          <w:sz w:val="18"/>
+          <w:szCs w:val="18"/>
+        </w:rPr>
+        <w:t xml:space="preserve">Q4 FY25 revenue +26% YoY / net profit +232%; FY26 full-year revenue +24% / PAT +77%; Q1 FY27 revenue +54% YoY (but -3.5% QoQ vs Q4 FY26) / PAT +73% YoY. YoY growth accelerating, but the sequential ramp paused in Q1 FY27.</w:t>
+      </w:r>
+    </w:p>
+    <w:p>
+      <w:pPr>
+        <w:spacing w:after="120"/>
+      </w:pPr>
+      <w:r>
+        <w:rPr>
+          <w:color w:val="666666"/>
+          <w:sz w:val="18"/>
+          <w:szCs w:val="18"/>
+        </w:rPr>
+        <w:t xml:space="preserve">Reverse P/E: ~15x trailing needs ~25% EPS CAGR FY26-28 to hold; the accelerating YoY trend supports it, but one flat sequential quarter (Q1 FY27) is a yellow flag on ramp durability.</w:t>
+      </w:r>
+    </w:p>
+    <w:p>
+      <w:pPr>
+        <w:spacing w:after="120"/>
+      </w:pPr>
+      <w:r>
+        <w:rPr>
+          <w:b/>
+          <w:bCs/>
+          <w:sz w:val="20"/>
+          <w:szCs w:val="20"/>
+        </w:rPr>
+        <w:t xml:space="preserve">Management quality (TVGP's "P"):</w:t>
+      </w:r>
+    </w:p>
+    <w:tbl>
+      <w:tblPr>
+        <w:tblW w:type="dxa" w:w="9000"/>
+        <w:tblBorders>
+          <w:top w:val="single" w:color="auto" w:sz="4"/>
+          <w:left w:val="single" w:color="auto" w:sz="4"/>
+          <w:bottom w:val="single" w:color="auto" w:sz="4"/>
+          <w:right w:val="single" w:color="auto" w:sz="4"/>
+          <w:insideH w:val="single" w:color="auto" w:sz="4"/>
+          <w:insideV w:val="single" w:color="auto" w:sz="4"/>
+        </w:tblBorders>
+      </w:tblPr>
+      <w:tblGrid>
+        <w:gridCol w:w="3200"/>
+        <w:gridCol w:w="5800"/>
+      </w:tblGrid>
+      <w:tr>
+        <w:tc>
+          <w:tcPr>
+            <w:tcW w:type="dxa" w:w="3200"/>
+            <w:shd w:fill="F2F2F2" w:val="clear"/>
+          </w:tcPr>
+          <w:p>
+            <w:r>
+              <w:rPr>
+                <w:b/>
+                <w:bCs/>
+              </w:rPr>
+              <w:t xml:space="preserve">Assessment</w:t>
+            </w:r>
+          </w:p>
+        </w:tc>
+        <w:tc>
+          <w:tcPr>
+            <w:tcW w:type="dxa" w:w="5800"/>
+          </w:tcPr>
+          <w:p>
+            <w:r>
+              <w:t xml:space="preserve">neutral</w:t>
+            </w:r>
+          </w:p>
+        </w:tc>
+      </w:tr>
+      <w:tr>
+        <w:tc>
+          <w:tcPr>
+            <w:tcW w:type="dxa" w:w="3200"/>
+            <w:shd w:fill="F2F2F2" w:val="clear"/>
+          </w:tcPr>
+          <w:p>
+            <w:r>
+              <w:rPr>
+                <w:b/>
+                <w:bCs/>
+              </w:rPr>
+              <w:t xml:space="preserve">Capital allocation</w:t>
+            </w:r>
+          </w:p>
+        </w:tc>
+        <w:tc>
+          <w:tcPr>
+            <w:tcW w:type="dxa" w:w="5800"/>
+          </w:tcPr>
+          <w:p>
+            <w:r>
+              <w:t xml:space="preserve">~Rs 28 Cr PU capacity expansion funded partly by debt - net debt rose from ~Rs 4.5 Cr (Mar-24) to ~Rs 18.7 Cr (Mar-25), D/EBITDA ~1-2x; the capital is going into a customer-backed OEM contract (reasonable), but leverage is climbing off a low base (neutral)</w:t>
+            </w:r>
+          </w:p>
+        </w:tc>
+      </w:tr>
+      <w:tr>
+        <w:tc>
+          <w:tcPr>
+            <w:tcW w:type="dxa" w:w="3200"/>
+            <w:shd w:fill="F2F2F2" w:val="clear"/>
+          </w:tcPr>
+          <w:p>
+            <w:r>
+              <w:rPr>
+                <w:b/>
+                <w:bCs/>
+              </w:rPr>
+              <w:t xml:space="preserve">Related-party trend</w:t>
+            </w:r>
+          </w:p>
+        </w:tc>
+        <w:tc>
+          <w:tcPr>
+            <w:tcW w:type="dxa" w:w="5800"/>
+          </w:tcPr>
+          <w:p>
+            <w:r>
+              <w:t xml:space="preserve">unclear</w:t>
+            </w:r>
+          </w:p>
+        </w:tc>
+      </w:tr>
+      <w:tr>
+        <w:tc>
+          <w:tcPr>
+            <w:tcW w:type="dxa" w:w="3200"/>
+            <w:shd w:fill="F2F2F2" w:val="clear"/>
+          </w:tcPr>
+          <w:p>
+            <w:r>
+              <w:rPr>
+                <w:b/>
+                <w:bCs/>
+              </w:rPr>
+              <w:t xml:space="preserve">Guidance credibility</w:t>
+            </w:r>
+          </w:p>
+        </w:tc>
+        <w:tc>
+          <w:tcPr>
+            <w:tcW w:type="dxa" w:w="5800"/>
+          </w:tcPr>
+          <w:p>
+            <w:r>
+              <w:t xml:space="preserve">no-track-record</w:t>
+            </w:r>
+          </w:p>
+        </w:tc>
+      </w:tr>
+      <w:tr>
+        <w:tc>
+          <w:tcPr>
+            <w:tcW w:type="dxa" w:w="3200"/>
+            <w:shd w:fill="F2F2F2" w:val="clear"/>
+          </w:tcPr>
+          <w:p>
+            <w:r>
+              <w:rPr>
+                <w:b/>
+                <w:bCs/>
+              </w:rPr>
+              <w:t xml:space="preserve">Shareholder returns</w:t>
+            </w:r>
+          </w:p>
+        </w:tc>
+        <w:tc>
+          <w:tcPr>
+            <w:tcW w:type="dxa" w:w="5800"/>
+          </w:tcPr>
+          <w:p>
+            <w:r>
+              <w:t xml:space="preserve">unclear</w:t>
+            </w:r>
+          </w:p>
+        </w:tc>
+      </w:tr>
+      <w:tr>
+        <w:tc>
+          <w:tcPr>
+            <w:tcW w:type="dxa" w:w="3200"/>
+            <w:shd w:fill="F2F2F2" w:val="clear"/>
+          </w:tcPr>
+          <w:p>
+            <w:r>
+              <w:rPr>
+                <w:b/>
+                <w:bCs/>
+              </w:rPr>
+              <w:t xml:space="preserve">Capability ladder / VAP</w:t>
+            </w:r>
+          </w:p>
+        </w:tc>
+        <w:tc>
+          <w:tcPr>
+            <w:tcW w:type="dxa" w:w="5800"/>
+          </w:tcPr>
+          <w:p>
+            <w:r>
+              <w:t xml:space="preserve">Moved from footwear/apparel coated fabric up to auto-OEM interior supply (Hyundai/Kia) - a genuine step up the value curve</w:t>
+            </w:r>
+          </w:p>
+        </w:tc>
+      </w:tr>
+    </w:tbl>
+    <w:p>
+      <w:pPr>
+        <w:spacing w:after="120"/>
+      </w:pPr>
+      <w:r>
+        <w:rPr>
+          <w:b/>
+          <w:bCs/>
+          <w:sz w:val="20"/>
+          <w:szCs w:val="20"/>
+        </w:rPr>
+        <w:t xml:space="preserve">Quality metrics (ROCE · debt · FCF · margin · capex):</w:t>
+      </w:r>
+    </w:p>
+    <w:tbl>
+      <w:tblPr>
+        <w:tblW w:type="dxa" w:w="9000"/>
+        <w:tblBorders>
+          <w:top w:val="single" w:color="auto" w:sz="4"/>
+          <w:left w:val="single" w:color="auto" w:sz="4"/>
+          <w:bottom w:val="single" w:color="auto" w:sz="4"/>
+          <w:right w:val="single" w:color="auto" w:sz="4"/>
+          <w:insideH w:val="single" w:color="auto" w:sz="4"/>
+          <w:insideV w:val="single" w:color="auto" w:sz="4"/>
+        </w:tblBorders>
+      </w:tblPr>
+      <w:tblGrid>
+        <w:gridCol w:w="3200"/>
+        <w:gridCol w:w="5800"/>
+      </w:tblGrid>
+      <w:tr>
+        <w:tc>
+          <w:tcPr>
+            <w:tcW w:type="dxa" w:w="3200"/>
+            <w:shd w:fill="F2F2F2" w:val="clear"/>
+          </w:tcPr>
+          <w:p>
+            <w:r>
+              <w:rPr>
+                <w:b/>
+                <w:bCs/>
+              </w:rPr>
+              <w:t xml:space="preserve">Assessment</w:t>
+            </w:r>
+          </w:p>
+        </w:tc>
+        <w:tc>
+          <w:tcPr>
+            <w:tcW w:type="dxa" w:w="5800"/>
+          </w:tcPr>
+          <w:p>
+            <w:r>
+              <w:t xml:space="preserve">neutral</w:t>
+            </w:r>
+          </w:p>
+        </w:tc>
+      </w:tr>
+      <w:tr>
+        <w:tc>
+          <w:tcPr>
+            <w:tcW w:type="dxa" w:w="3200"/>
+            <w:shd w:fill="F2F2F2" w:val="clear"/>
+          </w:tcPr>
+          <w:p>
+            <w:r>
+              <w:rPr>
+                <w:b/>
+                <w:bCs/>
+              </w:rPr>
+              <w:t xml:space="preserve">ROCE</w:t>
+            </w:r>
+          </w:p>
+        </w:tc>
+        <w:tc>
+          <w:tcPr>
+            <w:tcW w:type="dxa" w:w="5800"/>
+          </w:tcPr>
+          <w:p>
+            <w:r>
+              <w:t xml:space="preserve">19.2% (improving)</w:t>
+            </w:r>
+          </w:p>
+        </w:tc>
+      </w:tr>
+      <w:tr>
+        <w:tc>
+          <w:tcPr>
+            <w:tcW w:type="dxa" w:w="3200"/>
+            <w:shd w:fill="F2F2F2" w:val="clear"/>
+          </w:tcPr>
+          <w:p>
+            <w:r>
+              <w:rPr>
+                <w:b/>
+                <w:bCs/>
+              </w:rPr>
+              <w:t xml:space="preserve">Leverage</w:t>
+            </w:r>
+          </w:p>
+        </w:tc>
+        <w:tc>
+          <w:tcPr>
+            <w:tcW w:type="dxa" w:w="5800"/>
+          </w:tcPr>
+          <w:p>
+            <w:r>
+              <w:t xml:space="preserve">Net debt/EBITDA 1.1x</w:t>
+            </w:r>
+          </w:p>
+        </w:tc>
+      </w:tr>
+      <w:tr>
+        <w:tc>
+          <w:tcPr>
+            <w:tcW w:type="dxa" w:w="3200"/>
+            <w:shd w:fill="F2F2F2" w:val="clear"/>
+          </w:tcPr>
+          <w:p>
+            <w:r>
+              <w:rPr>
+                <w:b/>
+                <w:bCs/>
+              </w:rPr>
+              <w:t xml:space="preserve">FCF conversion</w:t>
+            </w:r>
+          </w:p>
+        </w:tc>
+        <w:tc>
+          <w:tcPr>
+            <w:tcW w:type="dxa" w:w="5800"/>
+          </w:tcPr>
+          <w:p>
+            <w:r>
+              <w:t xml:space="preserve">-35%</w:t>
+            </w:r>
+          </w:p>
+        </w:tc>
+      </w:tr>
+      <w:tr>
+        <w:tc>
+          <w:tcPr>
+            <w:tcW w:type="dxa" w:w="3200"/>
+            <w:shd w:fill="F2F2F2" w:val="clear"/>
+          </w:tcPr>
+          <w:p>
+            <w:r>
+              <w:rPr>
+                <w:b/>
+                <w:bCs/>
+              </w:rPr>
+              <w:t xml:space="preserve">Margin trend</w:t>
+            </w:r>
+          </w:p>
+        </w:tc>
+        <w:tc>
+          <w:tcPr>
+            <w:tcW w:type="dxa" w:w="5800"/>
+          </w:tcPr>
+          <w:p>
+            <w:r>
+              <w:t xml:space="preserve">expanding</w:t>
+            </w:r>
+          </w:p>
+        </w:tc>
+      </w:tr>
+      <w:tr>
+        <w:tc>
+          <w:tcPr>
+            <w:tcW w:type="dxa" w:w="3200"/>
+            <w:shd w:fill="F2F2F2" w:val="clear"/>
+          </w:tcPr>
+          <w:p>
+            <w:r>
+              <w:rPr>
+                <w:b/>
+                <w:bCs/>
+              </w:rPr>
+              <w:t xml:space="preserve">Capex efficiency</w:t>
+            </w:r>
+          </w:p>
+        </w:tc>
+        <w:tc>
+          <w:tcPr>
+            <w:tcW w:type="dxa" w:w="5800"/>
+          </w:tcPr>
+          <w:p>
+            <w:r>
+              <w:t xml:space="preserve">unclear</w:t>
+            </w:r>
+          </w:p>
+        </w:tc>
+      </w:tr>
+    </w:tbl>
+    <w:p>
+      <w:pPr>
+        <w:pStyle w:val="Heading1"/>
+        <w:spacing w:after="120" w:before="280"/>
+      </w:pPr>
+      <w:r>
+        <w:t xml:space="preserve">Technical Read (Weekly / Monthly MACD + Bollinger Bands, or RSI/CCI/Williams %R proxy)</w:t>
+      </w:r>
+    </w:p>
+    <w:p>
+      <w:pPr>
+        <w:spacing w:after="120"/>
+      </w:pPr>
+      <w:r>
+        <w:t xml:space="preserve">Not pulled - fundamentals/community catalyst math was decisive. Stock has run hard: +83% over 6 months, near the upper half of a Rs 126-344 52-week range. Tiny float (~0.67 Cr shares) means high volatility and thin liquidity.</w:t>
+      </w:r>
+    </w:p>
+    <w:p>
+      <w:pPr>
+        <w:pStyle w:val="Heading1"/>
+        <w:spacing w:after="120" w:before="280"/>
+      </w:pPr>
+      <w:r>
+        <w:t xml:space="preserve">ValuePickr Community Signal</w:t>
+      </w:r>
+    </w:p>
+    <w:p>
+      <w:pPr>
+        <w:spacing w:after="120"/>
+      </w:pPr>
+      <w:r>
+        <w:t xml:space="preserve">30-post thread spanning 2016-2026 (originally about the now-demerged gauging division's value-unlocking potential). Post-demerger (2024) activity has focused entirely on the coated-fabric business: PE/margin comparison vs Mayur (2024), the Kia contract build-out and community revenue math (Apr-May 2025), a strong Q4FY25 result confirmation, and a sharp, community-noted price re-rating in mid-2026. FY26 and Q1 FY27 results have since sustained the inflection.</w:t>
+      </w:r>
+    </w:p>
+    <w:p>
+      <w:pPr>
+        <w:spacing w:after="120"/>
+      </w:pPr>
+      <w:r>
+        <w:rPr>
+          <w:b/>
+          <w:bCs/>
+          <w:sz w:val="20"/>
+          <w:szCs w:val="20"/>
+        </w:rPr>
+        <w:t xml:space="preserve">High-conviction call from a top contributor: </w:t>
+      </w:r>
+      <w:r>
+        <w:rPr>
+          <w:sz w:val="20"/>
+          <w:szCs w:val="20"/>
+        </w:rPr>
+        <w:t xml:space="preserve">Ravsins (untracked but detailed, 3 consecutive posts) built out the Kia-contract revenue math and explicitly argued Jasch is 'eating market share' from Mayur Uniquoters domestically, citing Mayur's own PU-plant underutilisation as the flip side. Prabhat_Mohanty (trusted) confirmed in Jun 2026 that Jasch's improvement is 'more fundamental' than a peer's forex-driven result, specifically citing Q4 topline strength and the PU capacity expansion as a genuine positive demand signal, while flagging the lack of con-calls as an information-flow risk.</w:t>
+      </w:r>
+    </w:p>
+    <w:p>
+      <w:pPr>
+        <w:pStyle w:val="Heading1"/>
+        <w:spacing w:after="120" w:before="280"/>
+      </w:pPr>
+      <w:r>
+        <w:t xml:space="preserve">Trusted-User Signals (Ongoing)</w:t>
+      </w:r>
+    </w:p>
+    <w:p>
+      <w:pPr>
+        <w:spacing w:after="120"/>
+      </w:pPr>
       <w:r>
         <w:rPr>
           <w:i/>
@@ -583,6 +2634,30 @@
           <w:sz w:val="18"/>
           <w:szCs w:val="18"/>
         </w:rPr>
+        <w:t xml:space="preserve">Every time a trusted user expresses clear conviction on this stock, most recent first — this section accumulates over time, it isn't a one-time snapshot.</w:t>
+      </w:r>
+    </w:p>
+    <w:p>
+      <w:pPr>
+        <w:spacing w:after="100"/>
+      </w:pPr>
+      <w:r>
+        <w:rPr>
+          <w:b/>
+          <w:bCs/>
+          <w:sz w:val="20"/>
+          <w:szCs w:val="20"/>
+        </w:rPr>
+        <w:t xml:space="preserve">2026-06-18 — Prabhat_Mohanty</w:t>
+      </w:r>
+      <w:r>
+        <w:rPr>
+          <w:i/>
+          <w:iCs/>
+          <w:color w:val="666666"/>
+          <w:sz w:val="18"/>
+          <w:szCs w:val="18"/>
+        </w:rPr>
         <w:t xml:space="preserve"> (Jasch Industries Ltd - value unlocking possible?)</w:t>
       </w:r>
       <w:r>
@@ -608,7 +2683,7 @@
         <w:spacing w:after="120"/>
       </w:pPr>
       <w:r>
-        <w:t xml:space="preserve">No SEBI or fraud action found. 2016 gauge-division demerger (Jasch Automation) appears to have lapsed/stalled per a 2022 forum query (no AGM/balance sheet since 2017) before being re-attempted and completed in 2023-24 as Jasch Gauging Technologies - a slow, multi-year corporate-action history worth noting but not a red flag on the current coated-fabric entity.</w:t>
+        <w:t xml:space="preserve">No SEBI or fraud action found. Promoters ~57.6% (Navneet Garg 18.02%); no FII/DII holding; no pledge found. 2016 gauge-division demerger (Jasch Automation) appears to have lapsed/stalled per a 2022 forum query (no AGM/balance sheet since 2017) before being re-attempted and completed in 2023-24 as Jasch Gauging Technologies - a slow, multi-year corporate-action history worth noting but not a red flag on the current coated-fabric entity. BSE announcement: approval received for increase in installed PU coated-fabric capacity. Company holds no earnings calls.</w:t>
       </w:r>
     </w:p>
     <w:p>
@@ -630,20 +2705,20 @@
         <w:spacing w:after="60"/>
       </w:pPr>
       <w:r>
-        <w:t xml:space="preserve">Genuine, community-verified live inflection: Kia OEM contract could be worth Rs 80-100 Cr against a Rs 170 Cr revenue base</w:t>
-      </w:r>
-    </w:p>
-    <w:p>
-      <w:pPr>
-        <w:pStyle w:val="ListParagraph"/>
-        <w:numPr>
-          <w:ilvl w:val="0"/>
-          <w:numId w:val="1"/>
-        </w:numPr>
-        <w:spacing w:after="60"/>
-      </w:pPr>
-      <w:r>
-        <w:t xml:space="preserve">Q4FY25 confirmed the inflection with real numbers (+26% revenue, +232% profit)</w:t>
+        <w:t xml:space="preserve">Live inflection now confirmed over multiple quarters: FY26 revenue +24% / PAT +77%, Q1 FY27 revenue +54% YoY / PAT +73% - the Hyundai/Kia interior-fabric ramp is showing in the numbers, not just the pipeline</w:t>
+      </w:r>
+    </w:p>
+    <w:p>
+      <w:pPr>
+        <w:pStyle w:val="ListParagraph"/>
+        <w:numPr>
+          <w:ilvl w:val="0"/>
+          <w:numId w:val="1"/>
+        </w:numPr>
+        <w:spacing w:after="60"/>
+      </w:pPr>
+      <w:r>
+        <w:t xml:space="preserve">Kia/Hyundai OEM contract community-quantified at Rs 80-100 Cr incremental against an FY25 base of ~Rs 185 Cr - still only partly captured</w:t>
       </w:r>
     </w:p>
     <w:p>
@@ -669,20 +2744,20 @@
         <w:spacing w:after="60"/>
       </w:pPr>
       <w:r>
-        <w:t xml:space="preserve">Explicitly gaining domestic market share from larger rival Mayur Uniquoters per detailed community analysis</w:t>
-      </w:r>
-    </w:p>
-    <w:p>
-      <w:pPr>
-        <w:pStyle w:val="ListParagraph"/>
-        <w:numPr>
-          <w:ilvl w:val="0"/>
-          <w:numId w:val="1"/>
-        </w:numPr>
-        <w:spacing w:after="60"/>
-      </w:pPr>
-      <w:r>
-        <w:t xml:space="preserve">Only Rs 201 Cr market cap and ~13.5x P/E even after the recent re-rating - real headroom if the Kia ramp continues</w:t>
+        <w:t xml:space="preserve">Explicitly gaining domestic PU share from larger rival Mayur Uniquoters (whose PU plant is underutilised) per detailed community analysis</w:t>
+      </w:r>
+    </w:p>
+    <w:p>
+      <w:pPr>
+        <w:pStyle w:val="ListParagraph"/>
+        <w:numPr>
+          <w:ilvl w:val="0"/>
+          <w:numId w:val="1"/>
+        </w:numPr>
+        <w:spacing w:after="60"/>
+      </w:pPr>
+      <w:r>
+        <w:t xml:space="preserve">Only ~Rs 197 Cr market cap and ~13-15x P/E even after the re-rating; operating leverage is real (PAT growth running well ahead of revenue growth) so margin has room to expand from a thin ~7.6% EBITDA base</w:t>
       </w:r>
     </w:p>
     <w:p>
@@ -704,72 +2779,72 @@
         <w:spacing w:after="60"/>
       </w:pPr>
       <w:r>
-        <w:t xml:space="preserve">Stock has already re-rated sharply (+44% in 2 days, +56% in a month) - some of the good news may already be priced in</w:t>
-      </w:r>
-    </w:p>
-    <w:p>
-      <w:pPr>
-        <w:pStyle w:val="ListParagraph"/>
-        <w:numPr>
-          <w:ilvl w:val="0"/>
-          <w:numId w:val="1"/>
-        </w:numPr>
-        <w:spacing w:after="60"/>
-      </w:pPr>
-      <w:r>
-        <w:t xml:space="preserve">5yr trailing sales growth of only 11.2%/yr - the inflection is very recent and unconfirmed over multiple quarters yet</w:t>
-      </w:r>
-    </w:p>
-    <w:p>
-      <w:pPr>
-        <w:pStyle w:val="ListParagraph"/>
-        <w:numPr>
-          <w:ilvl w:val="0"/>
-          <w:numId w:val="1"/>
-        </w:numPr>
-        <w:spacing w:after="60"/>
-      </w:pPr>
-      <w:r>
-        <w:t xml:space="preserve">No company con-calls - genuine information-scarcity risk for a thesis this dependent on one customer relationship</w:t>
-      </w:r>
-    </w:p>
-    <w:p>
-      <w:pPr>
-        <w:pStyle w:val="ListParagraph"/>
-        <w:numPr>
-          <w:ilvl w:val="0"/>
-          <w:numId w:val="1"/>
-        </w:numPr>
-        <w:spacing w:after="60"/>
-      </w:pPr>
-      <w:r>
-        <w:t xml:space="preserve">UK-FTA tariff benefit likely accrues to customers, not Jasch's own margin, per community discussion</w:t>
-      </w:r>
-    </w:p>
-    <w:p>
-      <w:pPr>
-        <w:pStyle w:val="ListParagraph"/>
-        <w:numPr>
-          <w:ilvl w:val="0"/>
-          <w:numId w:val="1"/>
-        </w:numPr>
-        <w:spacing w:after="60"/>
-      </w:pPr>
-      <w:r>
-        <w:t xml:space="preserve">Single-customer (Kia) concentration risk if the relationship doesn't scale as modelled</w:t>
-      </w:r>
-    </w:p>
-    <w:p>
-      <w:pPr>
-        <w:pStyle w:val="ListParagraph"/>
-        <w:numPr>
-          <w:ilvl w:val="0"/>
-          <w:numId w:val="1"/>
-        </w:numPr>
-        <w:spacing w:after="60"/>
-      </w:pPr>
-      <w:r>
-        <w:t xml:space="preserve">Historically slow/complicated corporate-action execution (multi-year demerger history)</w:t>
+        <w:t xml:space="preserve">EBITDA margin is only ~7.6% - a price-taker coated-fabric commodity business with limited pricing power; the entire upside case rests on volume plus margin expansion, neither structurally protected</w:t>
+      </w:r>
+    </w:p>
+    <w:p>
+      <w:pPr>
+        <w:pStyle w:val="ListParagraph"/>
+        <w:numPr>
+          <w:ilvl w:val="0"/>
+          <w:numId w:val="1"/>
+        </w:numPr>
+        <w:spacing w:after="60"/>
+      </w:pPr>
+      <w:r>
+        <w:t xml:space="preserve">Q1 FY27 revenue was flat-to-down sequentially (-3.5% QoQ vs Q4 FY26) - the sequential ramp paused even as the YoY comp stayed strong</w:t>
+      </w:r>
+    </w:p>
+    <w:p>
+      <w:pPr>
+        <w:pStyle w:val="ListParagraph"/>
+        <w:numPr>
+          <w:ilvl w:val="0"/>
+          <w:numId w:val="1"/>
+        </w:numPr>
+        <w:spacing w:after="60"/>
+      </w:pPr>
+      <w:r>
+        <w:t xml:space="preserve">Net debt rose from ~Rs 4.5 Cr (Mar-24) to ~Rs 18.7 Cr (Mar-25) to fund the capex - leverage climbing off a low base (D/EBITDA ~1-2x)</w:t>
+      </w:r>
+    </w:p>
+    <w:p>
+      <w:pPr>
+        <w:pStyle w:val="ListParagraph"/>
+        <w:numPr>
+          <w:ilvl w:val="0"/>
+          <w:numId w:val="1"/>
+        </w:numPr>
+        <w:spacing w:after="60"/>
+      </w:pPr>
+      <w:r>
+        <w:t xml:space="preserve">No company con-calls - genuine information-scarcity risk for a thesis this dependent on one OEM customer relationship (Hyundai/Kia concentration)</w:t>
+      </w:r>
+    </w:p>
+    <w:p>
+      <w:pPr>
+        <w:pStyle w:val="ListParagraph"/>
+        <w:numPr>
+          <w:ilvl w:val="0"/>
+          <w:numId w:val="1"/>
+        </w:numPr>
+        <w:spacing w:after="60"/>
+      </w:pPr>
+      <w:r>
+        <w:t xml:space="preserve">Stock has already re-rated +83% in six months - much of the confirmed good news is now in the price</w:t>
+      </w:r>
+    </w:p>
+    <w:p>
+      <w:pPr>
+        <w:pStyle w:val="ListParagraph"/>
+        <w:numPr>
+          <w:ilvl w:val="0"/>
+          <w:numId w:val="1"/>
+        </w:numPr>
+        <w:spacing w:after="60"/>
+      </w:pPr>
+      <w:r>
+        <w:t xml:space="preserve">Tiny float (~0.67 Cr shares) - illiquid, volatile; historically slow/complicated corporate-action execution (multi-year demerger history)</w:t>
       </w:r>
     </w:p>
     <w:p>
@@ -790,7 +2865,7 @@
           <w:b/>
           <w:bCs/>
         </w:rPr>
-        <w:t xml:space="preserve">Micro-cap (~Rs 201 Cr)</w:t>
+        <w:t xml:space="preserve">Micro-cap (~Rs 197 Cr)</w:t>
       </w:r>
     </w:p>
     <w:p>
@@ -841,7 +2916,7 @@
           <w:sz w:val="20"/>
           <w:szCs w:val="20"/>
         </w:rPr>
-        <w:t xml:space="preserve">Genuine, community-quantified live inflection (Kia OEM contract worth an estimated 50-60% of prior-year revenue) at a tiny market cap and modest valuation clears the bar; moat capped at weak given it's a two-player domestic niche (vs Mayur)</w:t>
+        <w:t xml:space="preserve">Live inflection now confirmed over 4+ quarters (Hyundai/Kia ramp: FY26 revenue +24% / PAT +77%, Q1 FY27 revenue +54% YoY) at a tiny ~Rs 197 Cr mcap and ~13-15x P/E clears the bar. moat capped at weak - two-player domestic PU niche vs Mayur, a price-taker with ~7.6% EBITDA margin and no pricing power. tam kept yes on market size but the thin unit economics make a literal 2-3yr 10x a long road.</w:t>
       </w:r>
     </w:p>
     <w:p>
@@ -864,72 +2939,72 @@
           <w:sz w:val="24"/>
           <w:szCs w:val="24"/>
         </w:rPr>
-        <w:t xml:space="preserve">Genuine, trusted-user-confirmed live inflection (Kia OEM ramp, verified by specific community math and a strong Q4FY25 print) at a tiny Rs 201 Cr market cap - four-box score 3.5 clears the bar cleanly; conviction Medium with an unconfirmed caveat given the stock has already run hard and the company gives no con-call visibility.</w:t>
-      </w:r>
-    </w:p>
-    <w:p>
-      <w:pPr>
-        <w:pStyle w:val="ListParagraph"/>
-        <w:numPr>
-          <w:ilvl w:val="0"/>
-          <w:numId w:val="1"/>
-        </w:numPr>
-        <w:spacing w:after="60"/>
-      </w:pPr>
-      <w:r>
-        <w:t xml:space="preserve">Applying the trailing-average-vs-live-inflection rule directly: weak 5yr average (11.2%/yr) + strong specific recent quarter (+26%/+232%) + a named, quantified catalyst (Kia OEM contract) + small-cap -&gt; '10x-in-2-3-years' permitted at Low/Medium with an unconfirmed caveat, which the four-box gate corroborates</w:t>
-      </w:r>
-    </w:p>
-    <w:p>
-      <w:pPr>
-        <w:pStyle w:val="ListParagraph"/>
-        <w:numPr>
-          <w:ilvl w:val="0"/>
-          <w:numId w:val="1"/>
-        </w:numPr>
-        <w:spacing w:after="60"/>
-      </w:pPr>
-      <w:r>
-        <w:t xml:space="preserve">four_box: tailwind yes (genuine recent inflection, Kia OEM ramp, adjacent to the auto-ancillaries theme), tam yes (Rs 201 Cr mkt cap vs an already-quantified Rs 80-100 Cr incremental revenue opportunity from one contract - real headroom), moat weak (one of only two significant domestic PU-synthetic-leather manufacturers per community discussion - a real but two-player niche, not a hard moat), valuation yes (13.5x P/E, still modest mkt cap, statistically not expensive even after the run-up given the growth trajectory) -&gt; score 3.5</w:t>
-      </w:r>
-    </w:p>
-    <w:p>
-      <w:pPr>
-        <w:pStyle w:val="ListParagraph"/>
-        <w:numPr>
-          <w:ilvl w:val="0"/>
-          <w:numId w:val="1"/>
-        </w:numPr>
-        <w:spacing w:after="60"/>
-      </w:pPr>
-      <w:r>
-        <w:t xml:space="preserve">Score &gt;=3.0 permits the label; conviction set to Medium (not higher) given the stock has already re-rated sharply ahead of multi-quarter confirmation and the company's lack of con-calls limits independent verification of how durable the Kia ramp is</w:t>
-      </w:r>
-    </w:p>
-    <w:p>
-      <w:pPr>
-        <w:pStyle w:val="ListParagraph"/>
-        <w:numPr>
-          <w:ilvl w:val="0"/>
-          <w:numId w:val="1"/>
-        </w:numPr>
-        <w:spacing w:after="60"/>
-      </w:pPr>
-      <w:r>
-        <w:t xml:space="preserve">No live theme match in active_themes.json (Auto ancillaries theme is components/OEM-supplier shaped; Jasch's synthetic-leather-to-auto-interiors business is adjacent but not a clean keyword hit) - value_chain block added given the deep read clearly established the Kia OEM supply-chain position</w:t>
-      </w:r>
-    </w:p>
-    <w:p>
-      <w:pPr>
-        <w:pStyle w:val="ListParagraph"/>
-        <w:numPr>
-          <w:ilvl w:val="0"/>
-          <w:numId w:val="1"/>
-        </w:numPr>
-        <w:spacing w:after="60"/>
-      </w:pPr>
-      <w:r>
-        <w:t xml:space="preserve">No red flag. Source is untrusted external-lead (X triage) - no conviction floor applies. Re-check trigger: FY27 quarterly results confirming the Kia-driven revenue ramp continues past the initial inflection quarter</w:t>
+        <w:t xml:space="preserve">Live inflection now multi-quarter confirmed (Hyundai/Kia ramp: FY26 revenue +24% / PAT +77%, Q1 FY27 revenue +54% YoY) at a tiny ~Rs 197 Cr mcap and ~13-15x P/E - four-box 3.5 clears the bar - but EBITDA margin is only ~7.6%, net debt has risen, there are no con-calls, and the stock has already run +83%. Conviction Medium, held.</w:t>
+      </w:r>
+    </w:p>
+    <w:p>
+      <w:pPr>
+        <w:pStyle w:val="ListParagraph"/>
+        <w:numPr>
+          <w:ilvl w:val="0"/>
+          <w:numId w:val="1"/>
+        </w:numPr>
+        <w:spacing w:after="60"/>
+      </w:pPr>
+      <w:r>
+        <w:t xml:space="preserve">Deep-dive pass 1 (FY26 results + Q1 FY27 results + BSE announcements; no con-calls exist). The trailing-average-vs-live-inflection rule applies and the inflection is now CONFIRMED, not just claimed: FY26 revenue Rs 228.8 Cr (+24%), PAT Rs 13.25 Cr (+77%), Q1 FY27 revenue Rs 75.26 Cr (+54% YoY), PAT Rs 3.81 Cr (+73%), on the Hyundai/Kia interior-fabric ramp - so '10x-in-2-3-years' stays permitted.</w:t>
+      </w:r>
+    </w:p>
+    <w:p>
+      <w:pPr>
+        <w:pStyle w:val="ListParagraph"/>
+        <w:numPr>
+          <w:ilvl w:val="0"/>
+          <w:numId w:val="1"/>
+        </w:numPr>
+        <w:spacing w:after="60"/>
+      </w:pPr>
+      <w:r>
+        <w:t xml:space="preserve">four_box: tailwind yes (confirmed multi-quarter OEM ramp), tam yes (Rs 197 Cr mcap vs a partly-captured Rs 80-100 Cr incremental OEM opportunity, though thin ~7.6% EBITDA margins make the required scale-up for a literal 10x a long road), moat weak (two-player domestic PU niche vs Mayur; a price-taker with no pricing power), valuation yes (~13-15x P/E, ~Rs 197 Cr mcap - not expensive even after the run given the growth) -&gt; score 3.5.</w:t>
+      </w:r>
+    </w:p>
+    <w:p>
+      <w:pPr>
+        <w:pStyle w:val="ListParagraph"/>
+        <w:numPr>
+          <w:ilvl w:val="0"/>
+          <w:numId w:val="1"/>
+        </w:numPr>
+        <w:spacing w:after="60"/>
+      </w:pPr>
+      <w:r>
+        <w:t xml:space="preserve">Conviction held at Medium (not raised despite the confirmation): Q1 FY27 revenue was flat-to-down sequentially, EBITDA margin is only ~7.6%, net debt has climbed to ~Rs 18.7 Cr, the company gives no con-call visibility, and the stock has already re-rated +83% in six months - the multi-quarter confirmation and the quality/valuation offsets roughly cancel.</w:t>
+      </w:r>
+    </w:p>
+    <w:p>
+      <w:pPr>
+        <w:pStyle w:val="ListParagraph"/>
+        <w:numPr>
+          <w:ilvl w:val="0"/>
+          <w:numId w:val="1"/>
+        </w:numPr>
+        <w:spacing w:after="60"/>
+      </w:pPr>
+      <w:r>
+        <w:t xml:space="preserve">value_chain updated: supply-side status 'adding' - Jasch, Mayur and Premier Polyfilm are all adding PU capacity into the same auto-demand cycle, so a glut risk exists if OEM demand cools.</w:t>
+      </w:r>
+    </w:p>
+    <w:p>
+      <w:pPr>
+        <w:pStyle w:val="ListParagraph"/>
+        <w:numPr>
+          <w:ilvl w:val="0"/>
+          <w:numId w:val="1"/>
+        </w:numPr>
+        <w:spacing w:after="60"/>
+      </w:pPr>
+      <w:r>
+        <w:t xml:space="preserve">No red flag. Source is untrusted external-lead (X triage) - no conviction floor applies. Re-check trigger: Q2 FY27 result (~Nov 2026) - does the Hyundai/Kia volume ramp resume sequentially and does EBITDA margin move above ~8%.</w:t>
       </w:r>
     </w:p>
     <w:p>

--- a/projects/valuepickr-open-screen/docs/Jasch Industries.docx
+++ b/projects/valuepickr-open-screen/docs/Jasch Industries.docx
@@ -2558,6 +2558,40 @@
         </w:tc>
       </w:tr>
     </w:tbl>
+    <w:p>
+      <w:pPr>
+        <w:spacing w:after="60" w:before="120"/>
+      </w:pPr>
+      <w:r>
+        <w:rPr>
+          <w:b/>
+          <w:bCs/>
+          <w:sz w:val="20"/>
+          <w:szCs w:val="20"/>
+        </w:rPr>
+        <w:t xml:space="preserve">Track record (Coffee Can persistence check): </w:t>
+      </w:r>
+      <w:r>
+        <w:rPr>
+          <w:sz w:val="20"/>
+          <w:szCs w:val="20"/>
+        </w:rPr>
+        <w:t xml:space="preserve">cleared revenue growth ≥10% AND ROCE ≥15% in 5 of the last 10 years (consistency_score 50)</w:t>
+      </w:r>
+    </w:p>
+    <w:p>
+      <w:pPr>
+        <w:spacing w:after="120"/>
+      </w:pPr>
+      <w:r>
+        <w:rPr>
+          <w:color w:val="666666"/>
+          <w:sz w:val="18"/>
+          <w:szCs w:val="18"/>
+        </w:rPr>
+        <w:t xml:space="preserve">Per screener.in 10-yr table (FY17-FY26): FY17-19 (rev +14-18% / ROCE 17-18%), FY22 (+59% / 33%) and FY26 (+24% / 19%) cleared both the &gt;=10% revenue-growth and &gt;=15% ROCE bars. FY20-21 and FY23-25 failed on sub-10% or negative revenue growth around the pre/post gauging-demerger dip; FY23 ROCE also fell to 6%.</w:t>
+      </w:r>
+    </w:p>
     <w:p>
       <w:pPr>
         <w:pStyle w:val="Heading1"/>

--- a/projects/valuepickr-open-screen/docs/Jasch Industries.docx
+++ b/projects/valuepickr-open-screen/docs/Jasch Industries.docx
@@ -3057,6 +3057,187 @@
           <w:szCs w:val="18"/>
         </w:rPr>
         <w:t xml:space="preserve">This is independent research and analysis for informational purposes only, not personalized financial or investment advice. Past multi-bagger performance and forum/social sentiment are not indicators of future returns. Do your own due diligence before investing.</w:t>
+      </w:r>
+    </w:p>
+    <w:p/>
+    <w:p>
+      <w:r>
+        <w:rPr>
+          <w:b/>
+          <w:sz w:val="28"/>
+        </w:rPr>
+        <w:t>🔄 RESEARCH UPDATE - 2026-10-05</w:t>
+      </w:r>
+    </w:p>
+    <w:p>
+      <w:r>
+        <w:rPr>
+          <w:b/>
+        </w:rPr>
+        <w:t>📊 Key Metrics:</w:t>
+      </w:r>
+    </w:p>
+    <w:p>
+      <w:pPr>
+        <w:ind w:left="360"/>
+      </w:pPr>
+      <w:r>
+        <w:t xml:space="preserve">  • Company: Jasch Industries Ltd</w:t>
+      </w:r>
+    </w:p>
+    <w:p>
+      <w:pPr>
+        <w:ind w:left="360"/>
+      </w:pPr>
+      <w:r>
+        <w:t xml:space="preserve">  • Conviction: Not rated</w:t>
+      </w:r>
+    </w:p>
+    <w:p>
+      <w:pPr>
+        <w:ind w:left="360"/>
+      </w:pPr>
+      <w:r>
+        <w:t xml:space="preserve">  • Thesis: 10x-in-2-3-years</w:t>
+      </w:r>
+    </w:p>
+    <w:p>
+      <w:pPr>
+        <w:ind w:left="360"/>
+      </w:pPr>
+      <w:r>
+        <w:t xml:space="preserve">  • 4-Box Score: 3.5</w:t>
+      </w:r>
+    </w:p>
+    <w:p>
+      <w:pPr>
+        <w:ind w:left="360"/>
+      </w:pPr>
+      <w:r>
+        <w:t xml:space="preserve">  • Research Date: 2026-09-07</w:t>
+      </w:r>
+    </w:p>
+    <w:p>
+      <w:pPr>
+        <w:ind w:left="360"/>
+      </w:pPr>
+      <w:r>
+        <w:t xml:space="preserve">  • Red Flag: None</w:t>
+      </w:r>
+    </w:p>
+    <w:p/>
+    <w:p>
+      <w:r>
+        <w:rPr>
+          <w:b/>
+        </w:rPr>
+        <w:t>📝 Verdict:</w:t>
+      </w:r>
+    </w:p>
+    <w:p>
+      <w:pPr>
+        <w:ind w:left="360"/>
+      </w:pPr>
+      <w:r>
+        <w:t>Live inflection now multi-quarter confirmed (Hyundai/Kia ramp: FY26 revenue +24% / PAT +77%, Q1 FY27 revenue +54% YoY) at a tiny ~Rs 197 Cr mcap and ~13-15x P/E - four-box 3.5 clears the bar - but EBITDA margin is only ~7.6%, net debt has risen, there are no con-calls, and the stock has already run +83%. Conviction Medium, held.</w:t>
+      </w:r>
+    </w:p>
+    <w:p/>
+    <w:p>
+      <w:r>
+        <w:rPr>
+          <w:b/>
+        </w:rPr>
+        <w:t>📈 Bull Case:</w:t>
+      </w:r>
+    </w:p>
+    <w:p>
+      <w:pPr>
+        <w:ind w:left="360"/>
+      </w:pPr>
+      <w:r>
+        <w:t>Live inflection now confirmed over multiple quarters: FY26 revenue +24% / PAT +77%, Q1 FY27 revenue +54% YoY / PAT +73% - the Hyundai/Kia interior-fabric ramp is showing in the numbers, not just the pipeline</w:t>
+      </w:r>
+    </w:p>
+    <w:p>
+      <w:pPr>
+        <w:ind w:left="360"/>
+      </w:pPr>
+      <w:r>
+        <w:t>Kia/Hyundai OEM contract community-quantified at Rs 80-100 Cr incremental against an FY25 base of ~Rs 185 Cr - still only partly captured</w:t>
+      </w:r>
+    </w:p>
+    <w:p>
+      <w:pPr>
+        <w:ind w:left="360"/>
+      </w:pPr>
+      <w:r>
+        <w:t>Trusted-user (Prabhat_Mohanty) independent confirmation that the improvement is fundamentally, not artificially, driven</w:t>
+      </w:r>
+    </w:p>
+    <w:p>
+      <w:pPr>
+        <w:ind w:left="360"/>
+      </w:pPr>
+      <w:r>
+        <w:t>Explicitly gaining domestic PU share from larger rival Mayur Uniquoters (whose PU plant is underutilised) per detailed community analysis</w:t>
+      </w:r>
+    </w:p>
+    <w:p>
+      <w:pPr>
+        <w:ind w:left="360"/>
+      </w:pPr>
+      <w:r>
+        <w:t>Only ~Rs 197 Cr market cap and ~13-15x P/E even after the re-rating; operating leverage is real (PAT growth running well ahead of revenue growth) so margin has room to expand from a thin ~7.6% EBITDA base</w:t>
+      </w:r>
+    </w:p>
+    <w:p/>
+    <w:p>
+      <w:r>
+        <w:rPr>
+          <w:b/>
+        </w:rPr>
+        <w:t>📉 Bear Case:</w:t>
+      </w:r>
+    </w:p>
+    <w:p>
+      <w:pPr>
+        <w:ind w:left="360"/>
+      </w:pPr>
+      <w:r>
+        <w:t>EBITDA margin is only ~7.6% - a price-taker coated-fabric commodity business with limited pricing power; the entire upside case rests on volume plus margin expansion, neither structurally protected</w:t>
+      </w:r>
+    </w:p>
+    <w:p>
+      <w:pPr>
+        <w:ind w:left="360"/>
+      </w:pPr>
+      <w:r>
+        <w:t>Q1 FY27 revenue was flat-to-down sequentially (-3.5% QoQ vs Q4 FY26) - the sequential ramp paused even as the YoY comp stayed strong</w:t>
+      </w:r>
+    </w:p>
+    <w:p>
+      <w:pPr>
+        <w:ind w:left="360"/>
+      </w:pPr>
+      <w:r>
+        <w:t>Net debt rose from ~Rs 4.5 Cr (Mar-24) to ~Rs 18.7 Cr (Mar-25) to fund the capex - leverage climbing off a low base (D/EBITDA ~1-2x)</w:t>
+      </w:r>
+    </w:p>
+    <w:p>
+      <w:pPr>
+        <w:ind w:left="360"/>
+      </w:pPr>
+      <w:r>
+        <w:t>No company con-calls - genuine information-scarcity risk for a thesis this dependent on one OEM customer relationship (Hyundai/Kia concentration)</w:t>
+      </w:r>
+    </w:p>
+    <w:p>
+      <w:pPr>
+        <w:ind w:left="360"/>
+      </w:pPr>
+      <w:r>
+        <w:t>Stock has already re-rated +83% in six months - much of the confirmed good news is now in the price</w:t>
       </w:r>
     </w:p>
     <w:sectPr>
